--- a/templates/HQE_cambio_mansione.docx
+++ b/templates/HQE_cambio_mansione.docx
@@ -1,6 +1,6 @@
 
 <file path=word/document.xml><?xml version="1.0" encoding="utf-8"?>
-<w:document xmlns:wpc="http://schemas.microsoft.com/office/word/2010/wordprocessingCanvas" xmlns:cx="http://schemas.microsoft.com/office/drawing/2014/chartex" xmlns:cx1="http://schemas.microsoft.com/office/drawing/2015/9/8/chartex" xmlns:cx2="http://schemas.microsoft.com/office/drawing/2015/10/21/chartex" xmlns:cx3="http://schemas.microsoft.com/office/drawing/2016/5/9/chartex" xmlns:cx4="http://schemas.microsoft.com/office/drawing/2016/5/10/chartex" xmlns:cx5="http://schemas.microsoft.com/office/drawing/2016/5/11/chartex" xmlns:cx6="http://schemas.microsoft.com/office/drawing/2016/5/12/chartex" xmlns:cx7="http://schemas.microsoft.com/office/drawing/2016/5/13/chartex" xmlns:cx8="http://schemas.microsoft.com/office/drawing/2016/5/14/chartex" xmlns:mc="http://schemas.openxmlformats.org/markup-compatibility/2006" xmlns:aink="http://schemas.microsoft.com/office/drawing/2016/ink" xmlns:am3d="http://schemas.microsoft.com/office/drawing/2017/model3d" xmlns:o="urn:schemas-microsoft-com:office:office" xmlns:r="http://schemas.openxmlformats.org/officeDocument/2006/relationships" xmlns:m="http://schemas.openxmlformats.org/officeDocument/2006/math" xmlns:v="urn:schemas-microsoft-com:vml" xmlns:wp14="http://schemas.microsoft.com/office/word/2010/wordprocessingDrawing" xmlns:wp="http://schemas.openxmlformats.org/drawingml/2006/wordprocessingDrawing" xmlns:w10="urn:schemas-microsoft-com:office:word" xmlns:w="http://schemas.openxmlformats.org/wordprocessingml/2006/main" xmlns:w14="http://schemas.microsoft.com/office/word/2010/wordml" xmlns:w15="http://schemas.microsoft.com/office/word/2012/wordml" xmlns:w16cex="http://schemas.microsoft.com/office/word/2018/wordml/cex" xmlns:w16cid="http://schemas.microsoft.com/office/word/2016/wordml/cid" xmlns:w16="http://schemas.microsoft.com/office/word/2018/wordml" xmlns:w16sdtdh="http://schemas.microsoft.com/office/word/2020/wordml/sdtdatahash" xmlns:w16se="http://schemas.microsoft.com/office/word/2015/wordml/symex" xmlns:wpg="http://schemas.microsoft.com/office/word/2010/wordprocessingGroup" xmlns:wpi="http://schemas.microsoft.com/office/word/2010/wordprocessingInk" xmlns:wne="http://schemas.microsoft.com/office/word/2006/wordml" xmlns:wps="http://schemas.microsoft.com/office/word/2010/wordprocessingShape" mc:Ignorable="w14 w15 w16se w16cid w16 w16cex w16sdtdh wp14">
+<w:document xmlns:wpc="http://schemas.microsoft.com/office/word/2010/wordprocessingCanvas" xmlns:cx="http://schemas.microsoft.com/office/drawing/2014/chartex" xmlns:cx1="http://schemas.microsoft.com/office/drawing/2015/9/8/chartex" xmlns:cx2="http://schemas.microsoft.com/office/drawing/2015/10/21/chartex" xmlns:cx3="http://schemas.microsoft.com/office/drawing/2016/5/9/chartex" xmlns:cx4="http://schemas.microsoft.com/office/drawing/2016/5/10/chartex" xmlns:cx5="http://schemas.microsoft.com/office/drawing/2016/5/11/chartex" xmlns:cx6="http://schemas.microsoft.com/office/drawing/2016/5/12/chartex" xmlns:cx7="http://schemas.microsoft.com/office/drawing/2016/5/13/chartex" xmlns:cx8="http://schemas.microsoft.com/office/drawing/2016/5/14/chartex" xmlns:mc="http://schemas.openxmlformats.org/markup-compatibility/2006" xmlns:aink="http://schemas.microsoft.com/office/drawing/2016/ink" xmlns:am3d="http://schemas.microsoft.com/office/drawing/2017/model3d" xmlns:o="urn:schemas-microsoft-com:office:office" xmlns:oel="http://schemas.microsoft.com/office/2019/extlst" xmlns:r="http://schemas.openxmlformats.org/officeDocument/2006/relationships" xmlns:m="http://schemas.openxmlformats.org/officeDocument/2006/math" xmlns:v="urn:schemas-microsoft-com:vml" xmlns:wp14="http://schemas.microsoft.com/office/word/2010/wordprocessingDrawing" xmlns:wp="http://schemas.openxmlformats.org/drawingml/2006/wordprocessingDrawing" xmlns:w10="urn:schemas-microsoft-com:office:word" xmlns:w="http://schemas.openxmlformats.org/wordprocessingml/2006/main" xmlns:w14="http://schemas.microsoft.com/office/word/2010/wordml" xmlns:w15="http://schemas.microsoft.com/office/word/2012/wordml" xmlns:w16cex="http://schemas.microsoft.com/office/word/2018/wordml/cex" xmlns:w16cid="http://schemas.microsoft.com/office/word/2016/wordml/cid" xmlns:w16="http://schemas.microsoft.com/office/word/2018/wordml" xmlns:w16du="http://schemas.microsoft.com/office/word/2023/wordml/word16du" xmlns:w16sdtdh="http://schemas.microsoft.com/office/word/2020/wordml/sdtdatahash" xmlns:w16sdtfl="http://schemas.microsoft.com/office/word/2024/wordml/sdtformatlock" xmlns:w16se="http://schemas.microsoft.com/office/word/2015/wordml/symex" xmlns:wpg="http://schemas.microsoft.com/office/word/2010/wordprocessingGroup" xmlns:wpi="http://schemas.microsoft.com/office/word/2010/wordprocessingInk" xmlns:wne="http://schemas.microsoft.com/office/word/2006/wordml" xmlns:wps="http://schemas.microsoft.com/office/word/2010/wordprocessingShape" mc:Ignorable="w14 w15 w16se w16cid w16 w16cex w16sdtdh w16sdtfl w16du wp14">
   <w:body>
     <w:p>
       <w:pPr>
@@ -95,12 +95,29 @@
       <w:r>
         <w:rPr>
           <w:rFonts w:ascii="Bookman Old Style" w:hAnsi="Bookman Old Style" w:cs="Arial"/>
+          <w:sz w:val="22"/>
+          <w:lang w:eastAsia="it-IT"/>
+        </w:rPr>
+        <w:t>{{</w:t>
+      </w:r>
+      <w:r>
+        <w:rPr>
+          <w:rFonts w:ascii="Bookman Old Style" w:hAnsi="Bookman Old Style" w:cs="Arial"/>
           <w:b/>
           <w:sz w:val="22"/>
           <w:highlight w:val="yellow"/>
           <w:lang w:eastAsia="it-IT"/>
         </w:rPr>
         <w:t>ROSSI MARIO</w:t>
+      </w:r>
+      <w:r>
+        <w:rPr>
+          <w:rFonts w:ascii="Bookman Old Style" w:hAnsi="Bookman Old Style" w:cs="Arial"/>
+          <w:b/>
+          <w:sz w:val="22"/>
+          <w:lang w:eastAsia="it-IT"/>
+        </w:rPr>
+        <w:t>}}</w:t>
       </w:r>
       <w:r>
         <w:rPr>
@@ -240,10 +257,37 @@
         <w:rPr>
           <w:rFonts w:ascii="Bookman Old Style" w:hAnsi="Bookman Old Style" w:cs="Arial"/>
           <w:sz w:val="22"/>
+          <w:lang w:eastAsia="it-IT"/>
+        </w:rPr>
+        <w:t>{{</w:t>
+      </w:r>
+      <w:r>
+        <w:rPr>
+          <w:rFonts w:ascii="Bookman Old Style" w:hAnsi="Bookman Old Style" w:cs="Arial"/>
+          <w:sz w:val="22"/>
           <w:highlight w:val="yellow"/>
           <w:lang w:eastAsia="it-IT"/>
         </w:rPr>
-        <w:t>.../.../….</w:t>
+        <w:t>.../...</w:t>
+      </w:r>
+      <w:proofErr w:type="gramStart"/>
+      <w:r>
+        <w:rPr>
+          <w:rFonts w:ascii="Bookman Old Style" w:hAnsi="Bookman Old Style" w:cs="Arial"/>
+          <w:sz w:val="22"/>
+          <w:highlight w:val="yellow"/>
+          <w:lang w:eastAsia="it-IT"/>
+        </w:rPr>
+        <w:t>/….</w:t>
+      </w:r>
+      <w:proofErr w:type="gramEnd"/>
+      <w:r>
+        <w:rPr>
+          <w:rFonts w:ascii="Bookman Old Style" w:hAnsi="Bookman Old Style" w:cs="Arial"/>
+          <w:sz w:val="22"/>
+          <w:lang w:eastAsia="it-IT"/>
+        </w:rPr>
+        <w:t>}}</w:t>
       </w:r>
     </w:p>
     <w:p>
@@ -353,6 +397,14 @@
         <w:rPr>
           <w:rFonts w:ascii="Bookman Old Style" w:hAnsi="Bookman Old Style" w:cs="Arial"/>
           <w:sz w:val="22"/>
+          <w:lang w:eastAsia="it-IT"/>
+        </w:rPr>
+        <w:t>{{</w:t>
+      </w:r>
+      <w:r>
+        <w:rPr>
+          <w:rFonts w:ascii="Bookman Old Style" w:hAnsi="Bookman Old Style" w:cs="Arial"/>
+          <w:sz w:val="22"/>
           <w:highlight w:val="yellow"/>
           <w:lang w:eastAsia="it-IT"/>
         </w:rPr>
@@ -383,15 +435,24 @@
           <w:highlight w:val="yellow"/>
           <w:lang w:eastAsia="it-IT"/>
         </w:rPr>
-        <w:t>/202</w:t>
-      </w:r>
-      <w:r>
-        <w:rPr>
-          <w:rFonts w:ascii="Bookman Old Style" w:hAnsi="Bookman Old Style" w:cs="Arial"/>
-          <w:sz w:val="22"/>
-          <w:lang w:eastAsia="it-IT"/>
-        </w:rPr>
-        <w:t>6</w:t>
+        <w:t>/</w:t>
+      </w:r>
+      <w:r>
+        <w:rPr>
+          <w:rFonts w:ascii="Bookman Old Style" w:hAnsi="Bookman Old Style" w:cs="Arial"/>
+          <w:sz w:val="22"/>
+          <w:highlight w:val="yellow"/>
+          <w:lang w:eastAsia="it-IT"/>
+        </w:rPr>
+        <w:t>2026</w:t>
+      </w:r>
+      <w:r>
+        <w:rPr>
+          <w:rFonts w:ascii="Bookman Old Style" w:hAnsi="Bookman Old Style" w:cs="Arial"/>
+          <w:sz w:val="22"/>
+          <w:lang w:eastAsia="it-IT"/>
+        </w:rPr>
+        <w:t>}}</w:t>
       </w:r>
       <w:r>
         <w:rPr>
@@ -400,6 +461,14 @@
           <w:lang w:eastAsia="it-IT"/>
         </w:rPr>
         <w:t xml:space="preserve"> ricoprirà il ruolo di </w:t>
+      </w:r>
+      <w:r>
+        <w:rPr>
+          <w:rFonts w:ascii="Bookman Old Style" w:hAnsi="Bookman Old Style" w:cs="Arial"/>
+          <w:sz w:val="22"/>
+          <w:lang w:eastAsia="it-IT"/>
+        </w:rPr>
+        <w:t>{{</w:t>
       </w:r>
       <w:r>
         <w:rPr>
@@ -445,10 +514,9 @@
         <w:rPr>
           <w:rFonts w:ascii="Bookman Old Style" w:hAnsi="Bookman Old Style" w:cs="Arial"/>
           <w:sz w:val="22"/>
-          <w:highlight w:val="yellow"/>
-          <w:lang w:eastAsia="it-IT"/>
-        </w:rPr>
-        <w:t>.</w:t>
+          <w:lang w:eastAsia="it-IT"/>
+        </w:rPr>
+        <w:t>}}</w:t>
       </w:r>
     </w:p>
     <w:p>
@@ -492,6 +560,14 @@
         </w:rPr>
         <w:t>Sono da ritenersi invariati aspetti retribuitivi già esistenti</w:t>
       </w:r>
+      <w:r>
+        <w:rPr>
+          <w:rFonts w:ascii="Bookman Old Style" w:hAnsi="Bookman Old Style" w:cs="Arial"/>
+          <w:sz w:val="22"/>
+          <w:lang w:eastAsia="it-IT"/>
+        </w:rPr>
+        <w:t>.</w:t>
+      </w:r>
     </w:p>
     <w:p>
       <w:pPr>
@@ -539,7 +615,15 @@
           <w:sz w:val="22"/>
           <w:lang w:eastAsia="it-IT"/>
         </w:rPr>
-        <w:t>Nell’augurio di una continua fattiva collaborazione, Le porgiamo distinti saluti.</w:t>
+        <w:t>Nell’augurio di una continua fattiva collaborazione, Le porgiamo distinti saluti</w:t>
+      </w:r>
+      <w:r>
+        <w:rPr>
+          <w:rFonts w:ascii="Bookman Old Style" w:hAnsi="Bookman Old Style" w:cs="Arial"/>
+          <w:sz w:val="22"/>
+          <w:lang w:eastAsia="it-IT"/>
+        </w:rPr>
+        <w:t>.</w:t>
       </w:r>
     </w:p>
     <w:p>
@@ -612,7 +696,7 @@
           <w:noProof/>
           <w:lang w:eastAsia="it-IT"/>
         </w:rPr>
-        <w:pict>
+        <w:pict w14:anchorId="71235AE0">
           <v:shapetype id="_x0000_t75" coordsize="21600,21600" o:spt="75" o:preferrelative="t" path="m@4@5l@4@11@9@11@9@5xe" filled="f" stroked="f">
             <v:stroke joinstyle="miter"/>
             <v:formulas>
@@ -734,10 +818,26 @@
         <w:rPr>
           <w:rFonts w:ascii="Bookman Old Style" w:hAnsi="Bookman Old Style" w:cs="Arial"/>
           <w:sz w:val="22"/>
+          <w:lang w:eastAsia="it-IT"/>
+        </w:rPr>
+        <w:t>{{</w:t>
+      </w:r>
+      <w:r>
+        <w:rPr>
+          <w:rFonts w:ascii="Bookman Old Style" w:hAnsi="Bookman Old Style" w:cs="Arial"/>
+          <w:sz w:val="22"/>
           <w:highlight w:val="yellow"/>
           <w:lang w:eastAsia="it-IT"/>
         </w:rPr>
         <w:t>ROSSI MARIO</w:t>
+      </w:r>
+      <w:r>
+        <w:rPr>
+          <w:rFonts w:ascii="Bookman Old Style" w:hAnsi="Bookman Old Style" w:cs="Arial"/>
+          <w:sz w:val="22"/>
+          <w:lang w:eastAsia="it-IT"/>
+        </w:rPr>
+        <w:t>}}</w:t>
       </w:r>
       <w:r>
         <w:rPr>
@@ -817,7 +917,7 @@
 </file>
 
 <file path=word/endnotes.xml><?xml version="1.0" encoding="utf-8"?>
-<w:endnotes xmlns:wpc="http://schemas.microsoft.com/office/word/2010/wordprocessingCanvas" xmlns:cx="http://schemas.microsoft.com/office/drawing/2014/chartex" xmlns:cx1="http://schemas.microsoft.com/office/drawing/2015/9/8/chartex" xmlns:cx2="http://schemas.microsoft.com/office/drawing/2015/10/21/chartex" xmlns:cx3="http://schemas.microsoft.com/office/drawing/2016/5/9/chartex" xmlns:cx4="http://schemas.microsoft.com/office/drawing/2016/5/10/chartex" xmlns:cx5="http://schemas.microsoft.com/office/drawing/2016/5/11/chartex" xmlns:cx6="http://schemas.microsoft.com/office/drawing/2016/5/12/chartex" xmlns:cx7="http://schemas.microsoft.com/office/drawing/2016/5/13/chartex" xmlns:cx8="http://schemas.microsoft.com/office/drawing/2016/5/14/chartex" xmlns:mc="http://schemas.openxmlformats.org/markup-compatibility/2006" xmlns:aink="http://schemas.microsoft.com/office/drawing/2016/ink" xmlns:am3d="http://schemas.microsoft.com/office/drawing/2017/model3d" xmlns:o="urn:schemas-microsoft-com:office:office" xmlns:r="http://schemas.openxmlformats.org/officeDocument/2006/relationships" xmlns:m="http://schemas.openxmlformats.org/officeDocument/2006/math" xmlns:v="urn:schemas-microsoft-com:vml" xmlns:wp14="http://schemas.microsoft.com/office/word/2010/wordprocessingDrawing" xmlns:wp="http://schemas.openxmlformats.org/drawingml/2006/wordprocessingDrawing" xmlns:w10="urn:schemas-microsoft-com:office:word" xmlns:w="http://schemas.openxmlformats.org/wordprocessingml/2006/main" xmlns:w14="http://schemas.microsoft.com/office/word/2010/wordml" xmlns:w15="http://schemas.microsoft.com/office/word/2012/wordml" xmlns:w16cex="http://schemas.microsoft.com/office/word/2018/wordml/cex" xmlns:w16cid="http://schemas.microsoft.com/office/word/2016/wordml/cid" xmlns:w16="http://schemas.microsoft.com/office/word/2018/wordml" xmlns:w16sdtdh="http://schemas.microsoft.com/office/word/2020/wordml/sdtdatahash" xmlns:w16se="http://schemas.microsoft.com/office/word/2015/wordml/symex" xmlns:wpg="http://schemas.microsoft.com/office/word/2010/wordprocessingGroup" xmlns:wpi="http://schemas.microsoft.com/office/word/2010/wordprocessingInk" xmlns:wne="http://schemas.microsoft.com/office/word/2006/wordml" xmlns:wps="http://schemas.microsoft.com/office/word/2010/wordprocessingShape" mc:Ignorable="w14 w15 w16se w16cid w16 w16cex w16sdtdh wp14">
+<w:endnotes xmlns:wpc="http://schemas.microsoft.com/office/word/2010/wordprocessingCanvas" xmlns:cx="http://schemas.microsoft.com/office/drawing/2014/chartex" xmlns:cx1="http://schemas.microsoft.com/office/drawing/2015/9/8/chartex" xmlns:cx2="http://schemas.microsoft.com/office/drawing/2015/10/21/chartex" xmlns:cx3="http://schemas.microsoft.com/office/drawing/2016/5/9/chartex" xmlns:cx4="http://schemas.microsoft.com/office/drawing/2016/5/10/chartex" xmlns:cx5="http://schemas.microsoft.com/office/drawing/2016/5/11/chartex" xmlns:cx6="http://schemas.microsoft.com/office/drawing/2016/5/12/chartex" xmlns:cx7="http://schemas.microsoft.com/office/drawing/2016/5/13/chartex" xmlns:cx8="http://schemas.microsoft.com/office/drawing/2016/5/14/chartex" xmlns:mc="http://schemas.openxmlformats.org/markup-compatibility/2006" xmlns:aink="http://schemas.microsoft.com/office/drawing/2016/ink" xmlns:am3d="http://schemas.microsoft.com/office/drawing/2017/model3d" xmlns:o="urn:schemas-microsoft-com:office:office" xmlns:oel="http://schemas.microsoft.com/office/2019/extlst" xmlns:r="http://schemas.openxmlformats.org/officeDocument/2006/relationships" xmlns:m="http://schemas.openxmlformats.org/officeDocument/2006/math" xmlns:v="urn:schemas-microsoft-com:vml" xmlns:wp14="http://schemas.microsoft.com/office/word/2010/wordprocessingDrawing" xmlns:wp="http://schemas.openxmlformats.org/drawingml/2006/wordprocessingDrawing" xmlns:w10="urn:schemas-microsoft-com:office:word" xmlns:w="http://schemas.openxmlformats.org/wordprocessingml/2006/main" xmlns:w14="http://schemas.microsoft.com/office/word/2010/wordml" xmlns:w15="http://schemas.microsoft.com/office/word/2012/wordml" xmlns:w16cex="http://schemas.microsoft.com/office/word/2018/wordml/cex" xmlns:w16cid="http://schemas.microsoft.com/office/word/2016/wordml/cid" xmlns:w16="http://schemas.microsoft.com/office/word/2018/wordml" xmlns:w16du="http://schemas.microsoft.com/office/word/2023/wordml/word16du" xmlns:w16sdtdh="http://schemas.microsoft.com/office/word/2020/wordml/sdtdatahash" xmlns:w16sdtfl="http://schemas.microsoft.com/office/word/2024/wordml/sdtformatlock" xmlns:w16se="http://schemas.microsoft.com/office/word/2015/wordml/symex" xmlns:wpg="http://schemas.microsoft.com/office/word/2010/wordprocessingGroup" xmlns:wpi="http://schemas.microsoft.com/office/word/2010/wordprocessingInk" xmlns:wne="http://schemas.microsoft.com/office/word/2006/wordml" xmlns:wps="http://schemas.microsoft.com/office/word/2010/wordprocessingShape" mc:Ignorable="w14 w15 w16se w16cid w16 w16cex w16sdtdh w16sdtfl w16du wp14">
   <w:endnote w:type="separator" w:id="-1">
     <w:p>
       <w:r>
@@ -836,10 +936,10 @@
 </file>
 
 <file path=word/footer1.xml><?xml version="1.0" encoding="utf-8"?>
-<w:ftr xmlns:wpc="http://schemas.microsoft.com/office/word/2010/wordprocessingCanvas" xmlns:cx="http://schemas.microsoft.com/office/drawing/2014/chartex" xmlns:cx1="http://schemas.microsoft.com/office/drawing/2015/9/8/chartex" xmlns:cx2="http://schemas.microsoft.com/office/drawing/2015/10/21/chartex" xmlns:cx3="http://schemas.microsoft.com/office/drawing/2016/5/9/chartex" xmlns:cx4="http://schemas.microsoft.com/office/drawing/2016/5/10/chartex" xmlns:cx5="http://schemas.microsoft.com/office/drawing/2016/5/11/chartex" xmlns:cx6="http://schemas.microsoft.com/office/drawing/2016/5/12/chartex" xmlns:cx7="http://schemas.microsoft.com/office/drawing/2016/5/13/chartex" xmlns:cx8="http://schemas.microsoft.com/office/drawing/2016/5/14/chartex" xmlns:mc="http://schemas.openxmlformats.org/markup-compatibility/2006" xmlns:aink="http://schemas.microsoft.com/office/drawing/2016/ink" xmlns:am3d="http://schemas.microsoft.com/office/drawing/2017/model3d" xmlns:o="urn:schemas-microsoft-com:office:office" xmlns:r="http://schemas.openxmlformats.org/officeDocument/2006/relationships" xmlns:m="http://schemas.openxmlformats.org/officeDocument/2006/math" xmlns:v="urn:schemas-microsoft-com:vml" xmlns:wp14="http://schemas.microsoft.com/office/word/2010/wordprocessingDrawing" xmlns:wp="http://schemas.openxmlformats.org/drawingml/2006/wordprocessingDrawing" xmlns:w10="urn:schemas-microsoft-com:office:word" xmlns:w="http://schemas.openxmlformats.org/wordprocessingml/2006/main" xmlns:w14="http://schemas.microsoft.com/office/word/2010/wordml" xmlns:w15="http://schemas.microsoft.com/office/word/2012/wordml" xmlns:w16cex="http://schemas.microsoft.com/office/word/2018/wordml/cex" xmlns:w16cid="http://schemas.microsoft.com/office/word/2016/wordml/cid" xmlns:w16="http://schemas.microsoft.com/office/word/2018/wordml" xmlns:w16sdtdh="http://schemas.microsoft.com/office/word/2020/wordml/sdtdatahash" xmlns:w16se="http://schemas.microsoft.com/office/word/2015/wordml/symex" xmlns:wpg="http://schemas.microsoft.com/office/word/2010/wordprocessingGroup" xmlns:wpi="http://schemas.microsoft.com/office/word/2010/wordprocessingInk" xmlns:wne="http://schemas.microsoft.com/office/word/2006/wordml" xmlns:wps="http://schemas.microsoft.com/office/word/2010/wordprocessingShape" mc:Ignorable="w14 w15 w16se w16cid w16 w16cex w16sdtdh wp14">
+<w:ftr xmlns:wpc="http://schemas.microsoft.com/office/word/2010/wordprocessingCanvas" xmlns:cx="http://schemas.microsoft.com/office/drawing/2014/chartex" xmlns:cx1="http://schemas.microsoft.com/office/drawing/2015/9/8/chartex" xmlns:cx2="http://schemas.microsoft.com/office/drawing/2015/10/21/chartex" xmlns:cx3="http://schemas.microsoft.com/office/drawing/2016/5/9/chartex" xmlns:cx4="http://schemas.microsoft.com/office/drawing/2016/5/10/chartex" xmlns:cx5="http://schemas.microsoft.com/office/drawing/2016/5/11/chartex" xmlns:cx6="http://schemas.microsoft.com/office/drawing/2016/5/12/chartex" xmlns:cx7="http://schemas.microsoft.com/office/drawing/2016/5/13/chartex" xmlns:cx8="http://schemas.microsoft.com/office/drawing/2016/5/14/chartex" xmlns:mc="http://schemas.openxmlformats.org/markup-compatibility/2006" xmlns:aink="http://schemas.microsoft.com/office/drawing/2016/ink" xmlns:am3d="http://schemas.microsoft.com/office/drawing/2017/model3d" xmlns:o="urn:schemas-microsoft-com:office:office" xmlns:oel="http://schemas.microsoft.com/office/2019/extlst" xmlns:r="http://schemas.openxmlformats.org/officeDocument/2006/relationships" xmlns:m="http://schemas.openxmlformats.org/officeDocument/2006/math" xmlns:v="urn:schemas-microsoft-com:vml" xmlns:wp14="http://schemas.microsoft.com/office/word/2010/wordprocessingDrawing" xmlns:wp="http://schemas.openxmlformats.org/drawingml/2006/wordprocessingDrawing" xmlns:w10="urn:schemas-microsoft-com:office:word" xmlns:w="http://schemas.openxmlformats.org/wordprocessingml/2006/main" xmlns:w14="http://schemas.microsoft.com/office/word/2010/wordml" xmlns:w15="http://schemas.microsoft.com/office/word/2012/wordml" xmlns:w16cex="http://schemas.microsoft.com/office/word/2018/wordml/cex" xmlns:w16cid="http://schemas.microsoft.com/office/word/2016/wordml/cid" xmlns:w16="http://schemas.microsoft.com/office/word/2018/wordml" xmlns:w16du="http://schemas.microsoft.com/office/word/2023/wordml/word16du" xmlns:w16sdtdh="http://schemas.microsoft.com/office/word/2020/wordml/sdtdatahash" xmlns:w16sdtfl="http://schemas.microsoft.com/office/word/2024/wordml/sdtformatlock" xmlns:w16se="http://schemas.microsoft.com/office/word/2015/wordml/symex" xmlns:wpg="http://schemas.microsoft.com/office/word/2010/wordprocessingGroup" xmlns:wpi="http://schemas.microsoft.com/office/word/2010/wordprocessingInk" xmlns:wne="http://schemas.microsoft.com/office/word/2006/wordml" xmlns:wps="http://schemas.microsoft.com/office/word/2010/wordprocessingShape" mc:Ignorable="w14 w15 w16se w16cid w16 w16cex w16sdtdh w16sdtfl w16du wp14">
   <w:p>
     <w:pPr>
-      <w:pStyle w:val="Footer"/>
+      <w:pStyle w:val="Pidipagina"/>
       <w:jc w:val="center"/>
       <w:rPr>
         <w:color w:val="808080"/>
@@ -848,7 +948,7 @@
       </w:rPr>
     </w:pPr>
     <w:r>
-      <w:pict>
+      <w:pict w14:anchorId="2DD377AD">
         <v:line id="Forma2" o:spid="_x0000_s1026" style="position:absolute;left:0;text-align:left;z-index:-251658752" from="13.05pt,6.05pt" to="479.55pt,6.05pt" o:allowincell="f" strokecolor="blue" strokeweight=".26mm">
           <v:stroke color2="yellow" joinstyle="miter"/>
         </v:line>
@@ -879,7 +979,7 @@
         </w:tcPr>
         <w:p>
           <w:pPr>
-            <w:pStyle w:val="Footer"/>
+            <w:pStyle w:val="Pidipagina"/>
             <w:snapToGrid w:val="0"/>
             <w:ind w:right="701"/>
             <w:rPr>
@@ -889,7 +989,7 @@
         </w:p>
         <w:p>
           <w:pPr>
-            <w:pStyle w:val="Footer"/>
+            <w:pStyle w:val="Pidipagina"/>
             <w:rPr>
               <w:rFonts w:cs="Arial"/>
               <w:b/>
@@ -903,7 +1003,7 @@
         </w:p>
         <w:p>
           <w:pPr>
-            <w:pStyle w:val="Footer"/>
+            <w:pStyle w:val="Pidipagina"/>
             <w:rPr>
               <w:rFonts w:cs="Arial"/>
               <w:b/>
@@ -917,7 +1017,7 @@
         </w:p>
         <w:p>
           <w:pPr>
-            <w:pStyle w:val="Footer"/>
+            <w:pStyle w:val="Pidipagina"/>
             <w:rPr>
               <w:rFonts w:cs="Arial"/>
               <w:b/>
@@ -931,7 +1031,7 @@
         </w:p>
         <w:p>
           <w:pPr>
-            <w:pStyle w:val="Footer"/>
+            <w:pStyle w:val="Pidipagina"/>
             <w:rPr>
               <w:rFonts w:cs="Arial"/>
               <w:b/>
@@ -983,7 +1083,7 @@
         </w:p>
         <w:p>
           <w:pPr>
-            <w:pStyle w:val="Footer"/>
+            <w:pStyle w:val="Pidipagina"/>
             <w:ind w:right="701"/>
             <w:rPr>
               <w:rFonts w:cs="Arial"/>
@@ -1003,7 +1103,7 @@
         </w:tcPr>
         <w:p>
           <w:pPr>
-            <w:pStyle w:val="Footer"/>
+            <w:pStyle w:val="Pidipagina"/>
             <w:snapToGrid w:val="0"/>
             <w:rPr>
               <w:rFonts w:cs="Arial"/>
@@ -1018,7 +1118,7 @@
         </w:p>
         <w:p>
           <w:pPr>
-            <w:pStyle w:val="Footer"/>
+            <w:pStyle w:val="Pidipagina"/>
             <w:rPr>
               <w:rFonts w:cs="Arial"/>
               <w:b/>
@@ -1032,7 +1132,7 @@
         </w:p>
         <w:p>
           <w:pPr>
-            <w:pStyle w:val="Footer"/>
+            <w:pStyle w:val="Pidipagina"/>
             <w:rPr>
               <w:rFonts w:cs="Arial"/>
               <w:b/>
@@ -1046,7 +1146,7 @@
         </w:p>
         <w:p>
           <w:pPr>
-            <w:pStyle w:val="Footer"/>
+            <w:pStyle w:val="Pidipagina"/>
             <w:rPr>
               <w:rFonts w:cs="Arial"/>
               <w:b/>
@@ -1060,7 +1160,7 @@
         </w:p>
         <w:p>
           <w:pPr>
-            <w:pStyle w:val="Footer"/>
+            <w:pStyle w:val="Pidipagina"/>
             <w:rPr>
               <w:rFonts w:cs="Arial"/>
               <w:smallCaps/>
@@ -1082,7 +1182,7 @@
         </w:p>
         <w:p>
           <w:pPr>
-            <w:pStyle w:val="Footer"/>
+            <w:pStyle w:val="Pidipagina"/>
             <w:rPr>
               <w:rFonts w:cs="Arial"/>
               <w:smallCaps/>
@@ -1104,7 +1204,7 @@
         </w:p>
         <w:p>
           <w:pPr>
-            <w:pStyle w:val="Footer"/>
+            <w:pStyle w:val="Pidipagina"/>
           </w:pPr>
           <w:r>
             <w:rPr>
@@ -1114,9 +1214,9 @@
               <w:sz w:val="14"/>
               <w:szCs w:val="14"/>
             </w:rPr>
-            <w:t xml:space="preserve">10.000 €  </w:t>
+            <w:t xml:space="preserve">10.000 </w:t>
           </w:r>
-          <w:proofErr w:type="spellStart"/>
+          <w:proofErr w:type="gramStart"/>
           <w:r>
             <w:rPr>
               <w:rFonts w:cs="Arial"/>
@@ -1125,9 +1225,9 @@
               <w:sz w:val="14"/>
               <w:szCs w:val="14"/>
             </w:rPr>
-            <w:t>i.v</w:t>
+            <w:t xml:space="preserve">€  </w:t>
           </w:r>
-          <w:proofErr w:type="spellEnd"/>
+          <w:proofErr w:type="spellStart"/>
           <w:r>
             <w:rPr>
               <w:rFonts w:cs="Arial"/>
@@ -1136,8 +1236,20 @@
               <w:sz w:val="14"/>
               <w:szCs w:val="14"/>
             </w:rPr>
+            <w:t>i.v</w:t>
+          </w:r>
+          <w:proofErr w:type="spellEnd"/>
+          <w:r>
+            <w:rPr>
+              <w:rFonts w:cs="Arial"/>
+              <w:smallCaps/>
+              <w:color w:val="365F91"/>
+              <w:sz w:val="14"/>
+              <w:szCs w:val="14"/>
+            </w:rPr>
             <w:t>.</w:t>
           </w:r>
+          <w:proofErr w:type="gramEnd"/>
         </w:p>
       </w:tc>
       <w:tc>
@@ -1146,7 +1258,7 @@
         </w:tcPr>
         <w:p>
           <w:pPr>
-            <w:pStyle w:val="Footer"/>
+            <w:pStyle w:val="Pidipagina"/>
             <w:snapToGrid w:val="0"/>
             <w:rPr>
               <w:rFonts w:cs="Arial"/>
@@ -1160,7 +1272,7 @@
         </w:p>
         <w:p>
           <w:pPr>
-            <w:pStyle w:val="Footer"/>
+            <w:pStyle w:val="Pidipagina"/>
             <w:ind w:right="204"/>
             <w:rPr>
               <w:rFonts w:cs="Arial"/>
@@ -1174,7 +1286,7 @@
         </w:p>
         <w:p>
           <w:pPr>
-            <w:pStyle w:val="Footer"/>
+            <w:pStyle w:val="Pidipagina"/>
             <w:ind w:right="204"/>
             <w:rPr>
               <w:rFonts w:cs="Arial"/>
@@ -1188,7 +1300,7 @@
         </w:p>
         <w:p>
           <w:pPr>
-            <w:pStyle w:val="Footer"/>
+            <w:pStyle w:val="Pidipagina"/>
             <w:ind w:right="204"/>
             <w:rPr>
               <w:rFonts w:cs="Arial"/>
@@ -1202,7 +1314,7 @@
         </w:p>
         <w:p>
           <w:pPr>
-            <w:pStyle w:val="Footer"/>
+            <w:pStyle w:val="Pidipagina"/>
             <w:ind w:right="204"/>
             <w:rPr>
               <w:rFonts w:cs="Arial"/>
@@ -1225,7 +1337,7 @@
         </w:p>
         <w:p>
           <w:pPr>
-            <w:pStyle w:val="Footer"/>
+            <w:pStyle w:val="Pidipagina"/>
             <w:ind w:right="204"/>
             <w:rPr>
               <w:rFonts w:cs="Arial"/>
@@ -1248,7 +1360,7 @@
         </w:p>
         <w:p>
           <w:pPr>
-            <w:pStyle w:val="Footer"/>
+            <w:pStyle w:val="Pidipagina"/>
             <w:rPr>
               <w:rFonts w:cs="Arial"/>
               <w:smallCaps/>
@@ -1270,8 +1382,9 @@
         </w:p>
         <w:p>
           <w:pPr>
-            <w:pStyle w:val="Footer"/>
+            <w:pStyle w:val="Pidipagina"/>
           </w:pPr>
+          <w:proofErr w:type="gramStart"/>
           <w:r>
             <w:rPr>
               <w:rFonts w:cs="Arial"/>
@@ -1282,6 +1395,7 @@
             </w:rPr>
             <w:t>20157  Milano</w:t>
           </w:r>
+          <w:proofErr w:type="gramEnd"/>
         </w:p>
       </w:tc>
       <w:tc>
@@ -1290,7 +1404,7 @@
         </w:tcPr>
         <w:p>
           <w:pPr>
-            <w:pStyle w:val="Footer"/>
+            <w:pStyle w:val="Pidipagina"/>
             <w:snapToGrid w:val="0"/>
             <w:ind w:right="204"/>
             <w:rPr>
@@ -1305,7 +1419,7 @@
         </w:p>
         <w:p>
           <w:pPr>
-            <w:pStyle w:val="Footer"/>
+            <w:pStyle w:val="Pidipagina"/>
             <w:rPr>
               <w:rFonts w:cs="Arial"/>
               <w:smallCaps/>
@@ -1318,7 +1432,7 @@
         </w:p>
         <w:p>
           <w:pPr>
-            <w:pStyle w:val="Footer"/>
+            <w:pStyle w:val="Pidipagina"/>
             <w:rPr>
               <w:rFonts w:cs="Arial"/>
               <w:smallCaps/>
@@ -1331,7 +1445,7 @@
         </w:p>
         <w:p>
           <w:pPr>
-            <w:pStyle w:val="Footer"/>
+            <w:pStyle w:val="Pidipagina"/>
             <w:rPr>
               <w:rFonts w:cs="Arial"/>
               <w:smallCaps/>
@@ -1344,7 +1458,7 @@
         </w:p>
         <w:p>
           <w:pPr>
-            <w:pStyle w:val="Footer"/>
+            <w:pStyle w:val="Pidipagina"/>
             <w:rPr>
               <w:rFonts w:cs="Arial"/>
               <w:smallCaps/>
@@ -1368,7 +1482,7 @@
         </w:p>
         <w:p>
           <w:pPr>
-            <w:pStyle w:val="Footer"/>
+            <w:pStyle w:val="Pidipagina"/>
             <w:rPr>
               <w:rFonts w:cs="Arial"/>
               <w:b/>
@@ -1392,7 +1506,7 @@
         </w:p>
         <w:p>
           <w:pPr>
-            <w:pStyle w:val="Footer"/>
+            <w:pStyle w:val="Pidipagina"/>
             <w:rPr>
               <w:lang w:val="es-ES"/>
             </w:rPr>
@@ -1416,7 +1530,7 @@
         </w:tcPr>
         <w:p>
           <w:pPr>
-            <w:pStyle w:val="Footer"/>
+            <w:pStyle w:val="Pidipagina"/>
             <w:ind w:right="701"/>
             <w:rPr>
               <w:sz w:val="10"/>
@@ -1433,7 +1547,7 @@
               <w:szCs w:val="14"/>
               <w:lang w:val="en-US" w:eastAsia="x-none"/>
             </w:rPr>
-            <w:pict>
+            <w:pict w14:anchorId="24A2F780">
               <v:shapetype id="_x0000_t75" coordsize="21600,21600" o:spt="75" o:preferrelative="t" path="m@4@5l@4@11@9@11@9@5xe" filled="f" stroked="f">
                 <v:stroke joinstyle="miter"/>
                 <v:formulas>
@@ -1472,7 +1586,7 @@
         </w:p>
         <w:p>
           <w:pPr>
-            <w:pStyle w:val="Footer"/>
+            <w:pStyle w:val="Pidipagina"/>
             <w:rPr>
               <w:rFonts w:cs="Arial"/>
               <w:smallCaps/>
@@ -1488,7 +1602,7 @@
   </w:tbl>
   <w:p>
     <w:pPr>
-      <w:pStyle w:val="Footer"/>
+      <w:pStyle w:val="Pidipagina"/>
       <w:rPr>
         <w:lang w:val="en-GB"/>
       </w:rPr>
@@ -1498,13 +1612,13 @@
 </file>
 
 <file path=word/footer2.xml><?xml version="1.0" encoding="utf-8"?>
-<w:ftr xmlns:wpc="http://schemas.microsoft.com/office/word/2010/wordprocessingCanvas" xmlns:cx="http://schemas.microsoft.com/office/drawing/2014/chartex" xmlns:cx1="http://schemas.microsoft.com/office/drawing/2015/9/8/chartex" xmlns:cx2="http://schemas.microsoft.com/office/drawing/2015/10/21/chartex" xmlns:cx3="http://schemas.microsoft.com/office/drawing/2016/5/9/chartex" xmlns:cx4="http://schemas.microsoft.com/office/drawing/2016/5/10/chartex" xmlns:cx5="http://schemas.microsoft.com/office/drawing/2016/5/11/chartex" xmlns:cx6="http://schemas.microsoft.com/office/drawing/2016/5/12/chartex" xmlns:cx7="http://schemas.microsoft.com/office/drawing/2016/5/13/chartex" xmlns:cx8="http://schemas.microsoft.com/office/drawing/2016/5/14/chartex" xmlns:mc="http://schemas.openxmlformats.org/markup-compatibility/2006" xmlns:aink="http://schemas.microsoft.com/office/drawing/2016/ink" xmlns:am3d="http://schemas.microsoft.com/office/drawing/2017/model3d" xmlns:o="urn:schemas-microsoft-com:office:office" xmlns:r="http://schemas.openxmlformats.org/officeDocument/2006/relationships" xmlns:m="http://schemas.openxmlformats.org/officeDocument/2006/math" xmlns:v="urn:schemas-microsoft-com:vml" xmlns:wp14="http://schemas.microsoft.com/office/word/2010/wordprocessingDrawing" xmlns:wp="http://schemas.openxmlformats.org/drawingml/2006/wordprocessingDrawing" xmlns:w10="urn:schemas-microsoft-com:office:word" xmlns:w="http://schemas.openxmlformats.org/wordprocessingml/2006/main" xmlns:w14="http://schemas.microsoft.com/office/word/2010/wordml" xmlns:w15="http://schemas.microsoft.com/office/word/2012/wordml" xmlns:w16cex="http://schemas.microsoft.com/office/word/2018/wordml/cex" xmlns:w16cid="http://schemas.microsoft.com/office/word/2016/wordml/cid" xmlns:w16="http://schemas.microsoft.com/office/word/2018/wordml" xmlns:w16sdtdh="http://schemas.microsoft.com/office/word/2020/wordml/sdtdatahash" xmlns:w16se="http://schemas.microsoft.com/office/word/2015/wordml/symex" xmlns:wpg="http://schemas.microsoft.com/office/word/2010/wordprocessingGroup" xmlns:wpi="http://schemas.microsoft.com/office/word/2010/wordprocessingInk" xmlns:wne="http://schemas.microsoft.com/office/word/2006/wordml" xmlns:wps="http://schemas.microsoft.com/office/word/2010/wordprocessingShape" mc:Ignorable="w14 w15 w16se w16cid w16 w16cex w16sdtdh wp14">
+<w:ftr xmlns:wpc="http://schemas.microsoft.com/office/word/2010/wordprocessingCanvas" xmlns:cx="http://schemas.microsoft.com/office/drawing/2014/chartex" xmlns:cx1="http://schemas.microsoft.com/office/drawing/2015/9/8/chartex" xmlns:cx2="http://schemas.microsoft.com/office/drawing/2015/10/21/chartex" xmlns:cx3="http://schemas.microsoft.com/office/drawing/2016/5/9/chartex" xmlns:cx4="http://schemas.microsoft.com/office/drawing/2016/5/10/chartex" xmlns:cx5="http://schemas.microsoft.com/office/drawing/2016/5/11/chartex" xmlns:cx6="http://schemas.microsoft.com/office/drawing/2016/5/12/chartex" xmlns:cx7="http://schemas.microsoft.com/office/drawing/2016/5/13/chartex" xmlns:cx8="http://schemas.microsoft.com/office/drawing/2016/5/14/chartex" xmlns:mc="http://schemas.openxmlformats.org/markup-compatibility/2006" xmlns:aink="http://schemas.microsoft.com/office/drawing/2016/ink" xmlns:am3d="http://schemas.microsoft.com/office/drawing/2017/model3d" xmlns:o="urn:schemas-microsoft-com:office:office" xmlns:oel="http://schemas.microsoft.com/office/2019/extlst" xmlns:r="http://schemas.openxmlformats.org/officeDocument/2006/relationships" xmlns:m="http://schemas.openxmlformats.org/officeDocument/2006/math" xmlns:v="urn:schemas-microsoft-com:vml" xmlns:wp14="http://schemas.microsoft.com/office/word/2010/wordprocessingDrawing" xmlns:wp="http://schemas.openxmlformats.org/drawingml/2006/wordprocessingDrawing" xmlns:w10="urn:schemas-microsoft-com:office:word" xmlns:w="http://schemas.openxmlformats.org/wordprocessingml/2006/main" xmlns:w14="http://schemas.microsoft.com/office/word/2010/wordml" xmlns:w15="http://schemas.microsoft.com/office/word/2012/wordml" xmlns:w16cex="http://schemas.microsoft.com/office/word/2018/wordml/cex" xmlns:w16cid="http://schemas.microsoft.com/office/word/2016/wordml/cid" xmlns:w16="http://schemas.microsoft.com/office/word/2018/wordml" xmlns:w16du="http://schemas.microsoft.com/office/word/2023/wordml/word16du" xmlns:w16sdtdh="http://schemas.microsoft.com/office/word/2020/wordml/sdtdatahash" xmlns:w16sdtfl="http://schemas.microsoft.com/office/word/2024/wordml/sdtformatlock" xmlns:w16se="http://schemas.microsoft.com/office/word/2015/wordml/symex" xmlns:wpg="http://schemas.microsoft.com/office/word/2010/wordprocessingGroup" xmlns:wpi="http://schemas.microsoft.com/office/word/2010/wordprocessingInk" xmlns:wne="http://schemas.microsoft.com/office/word/2006/wordml" xmlns:wps="http://schemas.microsoft.com/office/word/2010/wordprocessingShape" mc:Ignorable="w14 w15 w16se w16cid w16 w16cex w16sdtdh w16sdtfl w16du wp14">
   <w:p/>
 </w:ftr>
 </file>
 
 <file path=word/footnotes.xml><?xml version="1.0" encoding="utf-8"?>
-<w:footnotes xmlns:wpc="http://schemas.microsoft.com/office/word/2010/wordprocessingCanvas" xmlns:cx="http://schemas.microsoft.com/office/drawing/2014/chartex" xmlns:cx1="http://schemas.microsoft.com/office/drawing/2015/9/8/chartex" xmlns:cx2="http://schemas.microsoft.com/office/drawing/2015/10/21/chartex" xmlns:cx3="http://schemas.microsoft.com/office/drawing/2016/5/9/chartex" xmlns:cx4="http://schemas.microsoft.com/office/drawing/2016/5/10/chartex" xmlns:cx5="http://schemas.microsoft.com/office/drawing/2016/5/11/chartex" xmlns:cx6="http://schemas.microsoft.com/office/drawing/2016/5/12/chartex" xmlns:cx7="http://schemas.microsoft.com/office/drawing/2016/5/13/chartex" xmlns:cx8="http://schemas.microsoft.com/office/drawing/2016/5/14/chartex" xmlns:mc="http://schemas.openxmlformats.org/markup-compatibility/2006" xmlns:aink="http://schemas.microsoft.com/office/drawing/2016/ink" xmlns:am3d="http://schemas.microsoft.com/office/drawing/2017/model3d" xmlns:o="urn:schemas-microsoft-com:office:office" xmlns:r="http://schemas.openxmlformats.org/officeDocument/2006/relationships" xmlns:m="http://schemas.openxmlformats.org/officeDocument/2006/math" xmlns:v="urn:schemas-microsoft-com:vml" xmlns:wp14="http://schemas.microsoft.com/office/word/2010/wordprocessingDrawing" xmlns:wp="http://schemas.openxmlformats.org/drawingml/2006/wordprocessingDrawing" xmlns:w10="urn:schemas-microsoft-com:office:word" xmlns:w="http://schemas.openxmlformats.org/wordprocessingml/2006/main" xmlns:w14="http://schemas.microsoft.com/office/word/2010/wordml" xmlns:w15="http://schemas.microsoft.com/office/word/2012/wordml" xmlns:w16cex="http://schemas.microsoft.com/office/word/2018/wordml/cex" xmlns:w16cid="http://schemas.microsoft.com/office/word/2016/wordml/cid" xmlns:w16="http://schemas.microsoft.com/office/word/2018/wordml" xmlns:w16sdtdh="http://schemas.microsoft.com/office/word/2020/wordml/sdtdatahash" xmlns:w16se="http://schemas.microsoft.com/office/word/2015/wordml/symex" xmlns:wpg="http://schemas.microsoft.com/office/word/2010/wordprocessingGroup" xmlns:wpi="http://schemas.microsoft.com/office/word/2010/wordprocessingInk" xmlns:wne="http://schemas.microsoft.com/office/word/2006/wordml" xmlns:wps="http://schemas.microsoft.com/office/word/2010/wordprocessingShape" mc:Ignorable="w14 w15 w16se w16cid w16 w16cex w16sdtdh wp14">
+<w:footnotes xmlns:wpc="http://schemas.microsoft.com/office/word/2010/wordprocessingCanvas" xmlns:cx="http://schemas.microsoft.com/office/drawing/2014/chartex" xmlns:cx1="http://schemas.microsoft.com/office/drawing/2015/9/8/chartex" xmlns:cx2="http://schemas.microsoft.com/office/drawing/2015/10/21/chartex" xmlns:cx3="http://schemas.microsoft.com/office/drawing/2016/5/9/chartex" xmlns:cx4="http://schemas.microsoft.com/office/drawing/2016/5/10/chartex" xmlns:cx5="http://schemas.microsoft.com/office/drawing/2016/5/11/chartex" xmlns:cx6="http://schemas.microsoft.com/office/drawing/2016/5/12/chartex" xmlns:cx7="http://schemas.microsoft.com/office/drawing/2016/5/13/chartex" xmlns:cx8="http://schemas.microsoft.com/office/drawing/2016/5/14/chartex" xmlns:mc="http://schemas.openxmlformats.org/markup-compatibility/2006" xmlns:aink="http://schemas.microsoft.com/office/drawing/2016/ink" xmlns:am3d="http://schemas.microsoft.com/office/drawing/2017/model3d" xmlns:o="urn:schemas-microsoft-com:office:office" xmlns:oel="http://schemas.microsoft.com/office/2019/extlst" xmlns:r="http://schemas.openxmlformats.org/officeDocument/2006/relationships" xmlns:m="http://schemas.openxmlformats.org/officeDocument/2006/math" xmlns:v="urn:schemas-microsoft-com:vml" xmlns:wp14="http://schemas.microsoft.com/office/word/2010/wordprocessingDrawing" xmlns:wp="http://schemas.openxmlformats.org/drawingml/2006/wordprocessingDrawing" xmlns:w10="urn:schemas-microsoft-com:office:word" xmlns:w="http://schemas.openxmlformats.org/wordprocessingml/2006/main" xmlns:w14="http://schemas.microsoft.com/office/word/2010/wordml" xmlns:w15="http://schemas.microsoft.com/office/word/2012/wordml" xmlns:w16cex="http://schemas.microsoft.com/office/word/2018/wordml/cex" xmlns:w16cid="http://schemas.microsoft.com/office/word/2016/wordml/cid" xmlns:w16="http://schemas.microsoft.com/office/word/2018/wordml" xmlns:w16du="http://schemas.microsoft.com/office/word/2023/wordml/word16du" xmlns:w16sdtdh="http://schemas.microsoft.com/office/word/2020/wordml/sdtdatahash" xmlns:w16sdtfl="http://schemas.microsoft.com/office/word/2024/wordml/sdtformatlock" xmlns:w16se="http://schemas.microsoft.com/office/word/2015/wordml/symex" xmlns:wpg="http://schemas.microsoft.com/office/word/2010/wordprocessingGroup" xmlns:wpi="http://schemas.microsoft.com/office/word/2010/wordprocessingInk" xmlns:wne="http://schemas.microsoft.com/office/word/2006/wordml" xmlns:wps="http://schemas.microsoft.com/office/word/2010/wordprocessingShape" mc:Ignorable="w14 w15 w16se w16cid w16 w16cex w16sdtdh w16sdtfl w16du wp14">
   <w:footnote w:type="separator" w:id="-1">
     <w:p>
       <w:r>
@@ -1523,7 +1637,7 @@
 </file>
 
 <file path=word/header1.xml><?xml version="1.0" encoding="utf-8"?>
-<w:hdr xmlns:wpc="http://schemas.microsoft.com/office/word/2010/wordprocessingCanvas" xmlns:cx="http://schemas.microsoft.com/office/drawing/2014/chartex" xmlns:cx1="http://schemas.microsoft.com/office/drawing/2015/9/8/chartex" xmlns:cx2="http://schemas.microsoft.com/office/drawing/2015/10/21/chartex" xmlns:cx3="http://schemas.microsoft.com/office/drawing/2016/5/9/chartex" xmlns:cx4="http://schemas.microsoft.com/office/drawing/2016/5/10/chartex" xmlns:cx5="http://schemas.microsoft.com/office/drawing/2016/5/11/chartex" xmlns:cx6="http://schemas.microsoft.com/office/drawing/2016/5/12/chartex" xmlns:cx7="http://schemas.microsoft.com/office/drawing/2016/5/13/chartex" xmlns:cx8="http://schemas.microsoft.com/office/drawing/2016/5/14/chartex" xmlns:mc="http://schemas.openxmlformats.org/markup-compatibility/2006" xmlns:aink="http://schemas.microsoft.com/office/drawing/2016/ink" xmlns:am3d="http://schemas.microsoft.com/office/drawing/2017/model3d" xmlns:o="urn:schemas-microsoft-com:office:office" xmlns:r="http://schemas.openxmlformats.org/officeDocument/2006/relationships" xmlns:m="http://schemas.openxmlformats.org/officeDocument/2006/math" xmlns:v="urn:schemas-microsoft-com:vml" xmlns:wp14="http://schemas.microsoft.com/office/word/2010/wordprocessingDrawing" xmlns:wp="http://schemas.openxmlformats.org/drawingml/2006/wordprocessingDrawing" xmlns:w10="urn:schemas-microsoft-com:office:word" xmlns:w="http://schemas.openxmlformats.org/wordprocessingml/2006/main" xmlns:w14="http://schemas.microsoft.com/office/word/2010/wordml" xmlns:w15="http://schemas.microsoft.com/office/word/2012/wordml" xmlns:w16cex="http://schemas.microsoft.com/office/word/2018/wordml/cex" xmlns:w16cid="http://schemas.microsoft.com/office/word/2016/wordml/cid" xmlns:w16="http://schemas.microsoft.com/office/word/2018/wordml" xmlns:w16sdtdh="http://schemas.microsoft.com/office/word/2020/wordml/sdtdatahash" xmlns:w16se="http://schemas.microsoft.com/office/word/2015/wordml/symex" xmlns:wpg="http://schemas.microsoft.com/office/word/2010/wordprocessingGroup" xmlns:wpi="http://schemas.microsoft.com/office/word/2010/wordprocessingInk" xmlns:wne="http://schemas.microsoft.com/office/word/2006/wordml" xmlns:wps="http://schemas.microsoft.com/office/word/2010/wordprocessingShape" mc:Ignorable="w14 w15 w16se w16cid w16 w16cex w16sdtdh wp14">
+<w:hdr xmlns:wpc="http://schemas.microsoft.com/office/word/2010/wordprocessingCanvas" xmlns:cx="http://schemas.microsoft.com/office/drawing/2014/chartex" xmlns:cx1="http://schemas.microsoft.com/office/drawing/2015/9/8/chartex" xmlns:cx2="http://schemas.microsoft.com/office/drawing/2015/10/21/chartex" xmlns:cx3="http://schemas.microsoft.com/office/drawing/2016/5/9/chartex" xmlns:cx4="http://schemas.microsoft.com/office/drawing/2016/5/10/chartex" xmlns:cx5="http://schemas.microsoft.com/office/drawing/2016/5/11/chartex" xmlns:cx6="http://schemas.microsoft.com/office/drawing/2016/5/12/chartex" xmlns:cx7="http://schemas.microsoft.com/office/drawing/2016/5/13/chartex" xmlns:cx8="http://schemas.microsoft.com/office/drawing/2016/5/14/chartex" xmlns:mc="http://schemas.openxmlformats.org/markup-compatibility/2006" xmlns:aink="http://schemas.microsoft.com/office/drawing/2016/ink" xmlns:am3d="http://schemas.microsoft.com/office/drawing/2017/model3d" xmlns:o="urn:schemas-microsoft-com:office:office" xmlns:oel="http://schemas.microsoft.com/office/2019/extlst" xmlns:r="http://schemas.openxmlformats.org/officeDocument/2006/relationships" xmlns:m="http://schemas.openxmlformats.org/officeDocument/2006/math" xmlns:v="urn:schemas-microsoft-com:vml" xmlns:wp14="http://schemas.microsoft.com/office/word/2010/wordprocessingDrawing" xmlns:wp="http://schemas.openxmlformats.org/drawingml/2006/wordprocessingDrawing" xmlns:w10="urn:schemas-microsoft-com:office:word" xmlns:w="http://schemas.openxmlformats.org/wordprocessingml/2006/main" xmlns:w14="http://schemas.microsoft.com/office/word/2010/wordml" xmlns:w15="http://schemas.microsoft.com/office/word/2012/wordml" xmlns:w16cex="http://schemas.microsoft.com/office/word/2018/wordml/cex" xmlns:w16cid="http://schemas.microsoft.com/office/word/2016/wordml/cid" xmlns:w16="http://schemas.microsoft.com/office/word/2018/wordml" xmlns:w16du="http://schemas.microsoft.com/office/word/2023/wordml/word16du" xmlns:w16sdtdh="http://schemas.microsoft.com/office/word/2020/wordml/sdtdatahash" xmlns:w16sdtfl="http://schemas.microsoft.com/office/word/2024/wordml/sdtformatlock" xmlns:w16se="http://schemas.microsoft.com/office/word/2015/wordml/symex" xmlns:wpg="http://schemas.microsoft.com/office/word/2010/wordprocessingGroup" xmlns:wpi="http://schemas.microsoft.com/office/word/2010/wordprocessingInk" xmlns:wne="http://schemas.microsoft.com/office/word/2006/wordml" xmlns:wps="http://schemas.microsoft.com/office/word/2010/wordprocessingShape" mc:Ignorable="w14 w15 w16se w16cid w16 w16cex w16sdtdh w16sdtfl w16du wp14">
   <w:p>
     <w:pPr>
       <w:jc w:val="right"/>
@@ -1532,7 +1646,7 @@
       </w:rPr>
     </w:pPr>
     <w:r>
-      <w:pict>
+      <w:pict w14:anchorId="1B2776AC">
         <v:shapetype id="_x0000_t75" coordsize="21600,21600" o:spt="75" o:preferrelative="t" path="m@4@5l@4@11@9@11@9@5xe" filled="f" stroked="f">
           <v:stroke joinstyle="miter"/>
           <v:formulas>
@@ -1569,7 +1683,7 @@
   </w:p>
   <w:p>
     <w:pPr>
-      <w:pStyle w:val="Header"/>
+      <w:pStyle w:val="Intestazione"/>
       <w:jc w:val="center"/>
       <w:rPr>
         <w:color w:val="808080"/>
@@ -1577,7 +1691,7 @@
       </w:rPr>
     </w:pPr>
     <w:r>
-      <w:pict>
+      <w:pict w14:anchorId="54006299">
         <v:line id="Forma1" o:spid="_x0000_s1025" style="position:absolute;left:0;text-align:left;z-index:-251659776" from="-1pt,7.3pt" to="494pt,7.3pt" o:allowincell="f" strokecolor="#039" strokeweight=".35mm">
           <v:stroke color2="#fc6" joinstyle="miter"/>
         </v:line>
@@ -1588,13 +1702,13 @@
 </file>
 
 <file path=word/header2.xml><?xml version="1.0" encoding="utf-8"?>
-<w:hdr xmlns:wpc="http://schemas.microsoft.com/office/word/2010/wordprocessingCanvas" xmlns:cx="http://schemas.microsoft.com/office/drawing/2014/chartex" xmlns:cx1="http://schemas.microsoft.com/office/drawing/2015/9/8/chartex" xmlns:cx2="http://schemas.microsoft.com/office/drawing/2015/10/21/chartex" xmlns:cx3="http://schemas.microsoft.com/office/drawing/2016/5/9/chartex" xmlns:cx4="http://schemas.microsoft.com/office/drawing/2016/5/10/chartex" xmlns:cx5="http://schemas.microsoft.com/office/drawing/2016/5/11/chartex" xmlns:cx6="http://schemas.microsoft.com/office/drawing/2016/5/12/chartex" xmlns:cx7="http://schemas.microsoft.com/office/drawing/2016/5/13/chartex" xmlns:cx8="http://schemas.microsoft.com/office/drawing/2016/5/14/chartex" xmlns:mc="http://schemas.openxmlformats.org/markup-compatibility/2006" xmlns:aink="http://schemas.microsoft.com/office/drawing/2016/ink" xmlns:am3d="http://schemas.microsoft.com/office/drawing/2017/model3d" xmlns:o="urn:schemas-microsoft-com:office:office" xmlns:r="http://schemas.openxmlformats.org/officeDocument/2006/relationships" xmlns:m="http://schemas.openxmlformats.org/officeDocument/2006/math" xmlns:v="urn:schemas-microsoft-com:vml" xmlns:wp14="http://schemas.microsoft.com/office/word/2010/wordprocessingDrawing" xmlns:wp="http://schemas.openxmlformats.org/drawingml/2006/wordprocessingDrawing" xmlns:w10="urn:schemas-microsoft-com:office:word" xmlns:w="http://schemas.openxmlformats.org/wordprocessingml/2006/main" xmlns:w14="http://schemas.microsoft.com/office/word/2010/wordml" xmlns:w15="http://schemas.microsoft.com/office/word/2012/wordml" xmlns:w16cex="http://schemas.microsoft.com/office/word/2018/wordml/cex" xmlns:w16cid="http://schemas.microsoft.com/office/word/2016/wordml/cid" xmlns:w16="http://schemas.microsoft.com/office/word/2018/wordml" xmlns:w16sdtdh="http://schemas.microsoft.com/office/word/2020/wordml/sdtdatahash" xmlns:w16se="http://schemas.microsoft.com/office/word/2015/wordml/symex" xmlns:wpg="http://schemas.microsoft.com/office/word/2010/wordprocessingGroup" xmlns:wpi="http://schemas.microsoft.com/office/word/2010/wordprocessingInk" xmlns:wne="http://schemas.microsoft.com/office/word/2006/wordml" xmlns:wps="http://schemas.microsoft.com/office/word/2010/wordprocessingShape" mc:Ignorable="w14 w15 w16se w16cid w16 w16cex w16sdtdh wp14">
+<w:hdr xmlns:wpc="http://schemas.microsoft.com/office/word/2010/wordprocessingCanvas" xmlns:cx="http://schemas.microsoft.com/office/drawing/2014/chartex" xmlns:cx1="http://schemas.microsoft.com/office/drawing/2015/9/8/chartex" xmlns:cx2="http://schemas.microsoft.com/office/drawing/2015/10/21/chartex" xmlns:cx3="http://schemas.microsoft.com/office/drawing/2016/5/9/chartex" xmlns:cx4="http://schemas.microsoft.com/office/drawing/2016/5/10/chartex" xmlns:cx5="http://schemas.microsoft.com/office/drawing/2016/5/11/chartex" xmlns:cx6="http://schemas.microsoft.com/office/drawing/2016/5/12/chartex" xmlns:cx7="http://schemas.microsoft.com/office/drawing/2016/5/13/chartex" xmlns:cx8="http://schemas.microsoft.com/office/drawing/2016/5/14/chartex" xmlns:mc="http://schemas.openxmlformats.org/markup-compatibility/2006" xmlns:aink="http://schemas.microsoft.com/office/drawing/2016/ink" xmlns:am3d="http://schemas.microsoft.com/office/drawing/2017/model3d" xmlns:o="urn:schemas-microsoft-com:office:office" xmlns:oel="http://schemas.microsoft.com/office/2019/extlst" xmlns:r="http://schemas.openxmlformats.org/officeDocument/2006/relationships" xmlns:m="http://schemas.openxmlformats.org/officeDocument/2006/math" xmlns:v="urn:schemas-microsoft-com:vml" xmlns:wp14="http://schemas.microsoft.com/office/word/2010/wordprocessingDrawing" xmlns:wp="http://schemas.openxmlformats.org/drawingml/2006/wordprocessingDrawing" xmlns:w10="urn:schemas-microsoft-com:office:word" xmlns:w="http://schemas.openxmlformats.org/wordprocessingml/2006/main" xmlns:w14="http://schemas.microsoft.com/office/word/2010/wordml" xmlns:w15="http://schemas.microsoft.com/office/word/2012/wordml" xmlns:w16cex="http://schemas.microsoft.com/office/word/2018/wordml/cex" xmlns:w16cid="http://schemas.microsoft.com/office/word/2016/wordml/cid" xmlns:w16="http://schemas.microsoft.com/office/word/2018/wordml" xmlns:w16du="http://schemas.microsoft.com/office/word/2023/wordml/word16du" xmlns:w16sdtdh="http://schemas.microsoft.com/office/word/2020/wordml/sdtdatahash" xmlns:w16sdtfl="http://schemas.microsoft.com/office/word/2024/wordml/sdtformatlock" xmlns:w16se="http://schemas.microsoft.com/office/word/2015/wordml/symex" xmlns:wpg="http://schemas.microsoft.com/office/word/2010/wordprocessingGroup" xmlns:wpi="http://schemas.microsoft.com/office/word/2010/wordprocessingInk" xmlns:wne="http://schemas.microsoft.com/office/word/2006/wordml" xmlns:wps="http://schemas.microsoft.com/office/word/2010/wordprocessingShape" mc:Ignorable="w14 w15 w16se w16cid w16 w16cex w16sdtdh w16sdtfl w16du wp14">
   <w:p/>
 </w:hdr>
 </file>
 
 <file path=word/numbering.xml><?xml version="1.0" encoding="utf-8"?>
-<w:numbering xmlns:wpc="http://schemas.microsoft.com/office/word/2010/wordprocessingCanvas" xmlns:cx="http://schemas.microsoft.com/office/drawing/2014/chartex" xmlns:cx1="http://schemas.microsoft.com/office/drawing/2015/9/8/chartex" xmlns:cx2="http://schemas.microsoft.com/office/drawing/2015/10/21/chartex" xmlns:cx3="http://schemas.microsoft.com/office/drawing/2016/5/9/chartex" xmlns:cx4="http://schemas.microsoft.com/office/drawing/2016/5/10/chartex" xmlns:cx5="http://schemas.microsoft.com/office/drawing/2016/5/11/chartex" xmlns:cx6="http://schemas.microsoft.com/office/drawing/2016/5/12/chartex" xmlns:cx7="http://schemas.microsoft.com/office/drawing/2016/5/13/chartex" xmlns:cx8="http://schemas.microsoft.com/office/drawing/2016/5/14/chartex" xmlns:mc="http://schemas.openxmlformats.org/markup-compatibility/2006" xmlns:aink="http://schemas.microsoft.com/office/drawing/2016/ink" xmlns:am3d="http://schemas.microsoft.com/office/drawing/2017/model3d" xmlns:o="urn:schemas-microsoft-com:office:office" xmlns:r="http://schemas.openxmlformats.org/officeDocument/2006/relationships" xmlns:m="http://schemas.openxmlformats.org/officeDocument/2006/math" xmlns:v="urn:schemas-microsoft-com:vml" xmlns:wp14="http://schemas.microsoft.com/office/word/2010/wordprocessingDrawing" xmlns:wp="http://schemas.openxmlformats.org/drawingml/2006/wordprocessingDrawing" xmlns:w10="urn:schemas-microsoft-com:office:word" xmlns:w="http://schemas.openxmlformats.org/wordprocessingml/2006/main" xmlns:w14="http://schemas.microsoft.com/office/word/2010/wordml" xmlns:w15="http://schemas.microsoft.com/office/word/2012/wordml" xmlns:w16cex="http://schemas.microsoft.com/office/word/2018/wordml/cex" xmlns:w16cid="http://schemas.microsoft.com/office/word/2016/wordml/cid" xmlns:w16="http://schemas.microsoft.com/office/word/2018/wordml" xmlns:w16sdtdh="http://schemas.microsoft.com/office/word/2020/wordml/sdtdatahash" xmlns:w16se="http://schemas.microsoft.com/office/word/2015/wordml/symex" xmlns:wpg="http://schemas.microsoft.com/office/word/2010/wordprocessingGroup" xmlns:wpi="http://schemas.microsoft.com/office/word/2010/wordprocessingInk" xmlns:wne="http://schemas.microsoft.com/office/word/2006/wordml" xmlns:wps="http://schemas.microsoft.com/office/word/2010/wordprocessingShape" mc:Ignorable="w14 w15 w16se w16cid w16 w16cex w16sdtdh wp14">
+<w:numbering xmlns:wpc="http://schemas.microsoft.com/office/word/2010/wordprocessingCanvas" xmlns:cx="http://schemas.microsoft.com/office/drawing/2014/chartex" xmlns:cx1="http://schemas.microsoft.com/office/drawing/2015/9/8/chartex" xmlns:cx2="http://schemas.microsoft.com/office/drawing/2015/10/21/chartex" xmlns:cx3="http://schemas.microsoft.com/office/drawing/2016/5/9/chartex" xmlns:cx4="http://schemas.microsoft.com/office/drawing/2016/5/10/chartex" xmlns:cx5="http://schemas.microsoft.com/office/drawing/2016/5/11/chartex" xmlns:cx6="http://schemas.microsoft.com/office/drawing/2016/5/12/chartex" xmlns:cx7="http://schemas.microsoft.com/office/drawing/2016/5/13/chartex" xmlns:cx8="http://schemas.microsoft.com/office/drawing/2016/5/14/chartex" xmlns:mc="http://schemas.openxmlformats.org/markup-compatibility/2006" xmlns:aink="http://schemas.microsoft.com/office/drawing/2016/ink" xmlns:am3d="http://schemas.microsoft.com/office/drawing/2017/model3d" xmlns:o="urn:schemas-microsoft-com:office:office" xmlns:oel="http://schemas.microsoft.com/office/2019/extlst" xmlns:r="http://schemas.openxmlformats.org/officeDocument/2006/relationships" xmlns:m="http://schemas.openxmlformats.org/officeDocument/2006/math" xmlns:v="urn:schemas-microsoft-com:vml" xmlns:wp14="http://schemas.microsoft.com/office/word/2010/wordprocessingDrawing" xmlns:wp="http://schemas.openxmlformats.org/drawingml/2006/wordprocessingDrawing" xmlns:w10="urn:schemas-microsoft-com:office:word" xmlns:w="http://schemas.openxmlformats.org/wordprocessingml/2006/main" xmlns:w14="http://schemas.microsoft.com/office/word/2010/wordml" xmlns:w15="http://schemas.microsoft.com/office/word/2012/wordml" xmlns:w16cex="http://schemas.microsoft.com/office/word/2018/wordml/cex" xmlns:w16cid="http://schemas.microsoft.com/office/word/2016/wordml/cid" xmlns:w16="http://schemas.microsoft.com/office/word/2018/wordml" xmlns:w16du="http://schemas.microsoft.com/office/word/2023/wordml/word16du" xmlns:w16sdtdh="http://schemas.microsoft.com/office/word/2020/wordml/sdtdatahash" xmlns:w16sdtfl="http://schemas.microsoft.com/office/word/2024/wordml/sdtformatlock" xmlns:w16se="http://schemas.microsoft.com/office/word/2015/wordml/symex" xmlns:wpg="http://schemas.microsoft.com/office/word/2010/wordprocessingGroup" xmlns:wpi="http://schemas.microsoft.com/office/word/2010/wordprocessingInk" xmlns:wne="http://schemas.microsoft.com/office/word/2006/wordml" xmlns:wps="http://schemas.microsoft.com/office/word/2010/wordprocessingShape" mc:Ignorable="w14 w15 w16se w16cid w16 w16cex w16sdtdh w16sdtfl w16du wp14">
   <w:abstractNum w:abstractNumId="0" w15:restartNumberingAfterBreak="0">
     <w:nsid w:val="00000001"/>
     <w:multiLevelType w:val="multilevel"/>
@@ -1602,7 +1716,7 @@
     <w:lvl w:ilvl="0">
       <w:start w:val="1"/>
       <w:numFmt w:val="none"/>
-      <w:pStyle w:val="Heading1"/>
+      <w:pStyle w:val="Titolo1"/>
       <w:suff w:val="nothing"/>
       <w:lvlText w:val="%1"/>
       <w:lvlJc w:val="left"/>
@@ -1616,7 +1730,7 @@
     <w:lvl w:ilvl="1">
       <w:start w:val="1"/>
       <w:numFmt w:val="none"/>
-      <w:pStyle w:val="Heading2"/>
+      <w:pStyle w:val="Titolo2"/>
       <w:suff w:val="nothing"/>
       <w:lvlText w:val="%2"/>
       <w:lvlJc w:val="left"/>
@@ -1630,7 +1744,7 @@
     <w:lvl w:ilvl="2">
       <w:start w:val="1"/>
       <w:numFmt w:val="none"/>
-      <w:pStyle w:val="Heading3"/>
+      <w:pStyle w:val="Titolo3"/>
       <w:suff w:val="nothing"/>
       <w:lvlText w:val="%3"/>
       <w:lvlJc w:val="left"/>
@@ -1644,7 +1758,7 @@
     <w:lvl w:ilvl="3">
       <w:start w:val="1"/>
       <w:numFmt w:val="none"/>
-      <w:pStyle w:val="Heading4"/>
+      <w:pStyle w:val="Titolo4"/>
       <w:suff w:val="nothing"/>
       <w:lvlText w:val="%4"/>
       <w:lvlJc w:val="left"/>
@@ -1658,7 +1772,7 @@
     <w:lvl w:ilvl="4">
       <w:start w:val="1"/>
       <w:numFmt w:val="none"/>
-      <w:pStyle w:val="Heading5"/>
+      <w:pStyle w:val="Titolo5"/>
       <w:suff w:val="nothing"/>
       <w:lvlText w:val="%5"/>
       <w:lvlJc w:val="left"/>
@@ -1672,7 +1786,7 @@
     <w:lvl w:ilvl="5">
       <w:start w:val="1"/>
       <w:numFmt w:val="none"/>
-      <w:pStyle w:val="Heading6"/>
+      <w:pStyle w:val="Titolo6"/>
       <w:suff w:val="nothing"/>
       <w:lvlText w:val="%6"/>
       <w:lvlJc w:val="left"/>
@@ -1686,7 +1800,7 @@
     <w:lvl w:ilvl="6">
       <w:start w:val="1"/>
       <w:numFmt w:val="none"/>
-      <w:pStyle w:val="Heading7"/>
+      <w:pStyle w:val="Titolo7"/>
       <w:suff w:val="nothing"/>
       <w:lvlText w:val="%7"/>
       <w:lvlJc w:val="left"/>
@@ -1700,7 +1814,7 @@
     <w:lvl w:ilvl="7">
       <w:start w:val="1"/>
       <w:numFmt w:val="none"/>
-      <w:pStyle w:val="Heading8"/>
+      <w:pStyle w:val="Titolo8"/>
       <w:suff w:val="nothing"/>
       <w:lvlText w:val="%8"/>
       <w:lvlJc w:val="left"/>
@@ -1714,7 +1828,7 @@
     <w:lvl w:ilvl="8">
       <w:start w:val="1"/>
       <w:numFmt w:val="none"/>
-      <w:pStyle w:val="Heading9"/>
+      <w:pStyle w:val="Titolo9"/>
       <w:suff w:val="nothing"/>
       <w:lvlText w:val="%9"/>
       <w:lvlJc w:val="left"/>
@@ -2044,47 +2158,47 @@
       </w:pPr>
     </w:lvl>
   </w:abstractNum>
-  <w:num w:numId="1">
+  <w:num w:numId="1" w16cid:durableId="1195583323">
     <w:abstractNumId w:val="0"/>
   </w:num>
-  <w:num w:numId="2">
+  <w:num w:numId="2" w16cid:durableId="1953130152">
     <w:abstractNumId w:val="1"/>
   </w:num>
-  <w:num w:numId="3">
+  <w:num w:numId="3" w16cid:durableId="668295133">
     <w:abstractNumId w:val="2"/>
   </w:num>
-  <w:num w:numId="4">
+  <w:num w:numId="4" w16cid:durableId="1718621401">
     <w:abstractNumId w:val="3"/>
   </w:num>
-  <w:num w:numId="5">
+  <w:num w:numId="5" w16cid:durableId="73942518">
     <w:abstractNumId w:val="4"/>
   </w:num>
-  <w:num w:numId="6">
+  <w:num w:numId="6" w16cid:durableId="665985355">
     <w:abstractNumId w:val="5"/>
   </w:num>
-  <w:num w:numId="7">
+  <w:num w:numId="7" w16cid:durableId="207765126">
     <w:abstractNumId w:val="6"/>
   </w:num>
-  <w:num w:numId="8">
+  <w:num w:numId="8" w16cid:durableId="1203205125">
     <w:abstractNumId w:val="7"/>
   </w:num>
-  <w:num w:numId="9">
+  <w:num w:numId="9" w16cid:durableId="1636525946">
     <w:abstractNumId w:val="8"/>
   </w:num>
-  <w:num w:numId="10">
+  <w:num w:numId="10" w16cid:durableId="147015584">
     <w:abstractNumId w:val="9"/>
   </w:num>
-  <w:num w:numId="11">
+  <w:num w:numId="11" w16cid:durableId="1052387831">
     <w:abstractNumId w:val="10"/>
   </w:num>
-  <w:num w:numId="12">
+  <w:num w:numId="12" w16cid:durableId="1389456780">
     <w:abstractNumId w:val="11"/>
   </w:num>
 </w:numbering>
 </file>
 
 <file path=word/styles.xml><?xml version="1.0" encoding="utf-8"?>
-<w:styles xmlns:mc="http://schemas.openxmlformats.org/markup-compatibility/2006" xmlns:r="http://schemas.openxmlformats.org/officeDocument/2006/relationships" xmlns:w="http://schemas.openxmlformats.org/wordprocessingml/2006/main" xmlns:w14="http://schemas.microsoft.com/office/word/2010/wordml" xmlns:w15="http://schemas.microsoft.com/office/word/2012/wordml" xmlns:w16cex="http://schemas.microsoft.com/office/word/2018/wordml/cex" xmlns:w16cid="http://schemas.microsoft.com/office/word/2016/wordml/cid" xmlns:w16="http://schemas.microsoft.com/office/word/2018/wordml" xmlns:w16sdtdh="http://schemas.microsoft.com/office/word/2020/wordml/sdtdatahash" xmlns:w16se="http://schemas.microsoft.com/office/word/2015/wordml/symex" mc:Ignorable="w14 w15 w16se w16cid w16 w16cex w16sdtdh">
+<w:styles xmlns:mc="http://schemas.openxmlformats.org/markup-compatibility/2006" xmlns:r="http://schemas.openxmlformats.org/officeDocument/2006/relationships" xmlns:w="http://schemas.openxmlformats.org/wordprocessingml/2006/main" xmlns:w14="http://schemas.microsoft.com/office/word/2010/wordml" xmlns:w15="http://schemas.microsoft.com/office/word/2012/wordml" xmlns:w16cex="http://schemas.microsoft.com/office/word/2018/wordml/cex" xmlns:w16cid="http://schemas.microsoft.com/office/word/2016/wordml/cid" xmlns:w16="http://schemas.microsoft.com/office/word/2018/wordml" xmlns:w16du="http://schemas.microsoft.com/office/word/2023/wordml/word16du" xmlns:w16sdtdh="http://schemas.microsoft.com/office/word/2020/wordml/sdtdatahash" xmlns:w16sdtfl="http://schemas.microsoft.com/office/word/2024/wordml/sdtformatlock" xmlns:w16se="http://schemas.microsoft.com/office/word/2015/wordml/symex" mc:Ignorable="w14 w15 w16se w16cid w16 w16cex w16sdtdh w16sdtfl w16du">
   <w:docDefaults>
     <w:rPrDefault>
       <w:rPr>
@@ -2472,7 +2586,7 @@
     <w:lsdException w:name="Unresolved Mention" w:semiHidden="1" w:unhideWhenUsed="1"/>
     <w:lsdException w:name="Smart Link" w:semiHidden="1" w:unhideWhenUsed="1"/>
   </w:latentStyles>
-  <w:style w:type="paragraph" w:default="1" w:styleId="Normal">
+  <w:style w:type="paragraph" w:default="1" w:styleId="Normale">
     <w:name w:val="Normal"/>
     <w:qFormat/>
     <w:pPr>
@@ -2484,10 +2598,10 @@
       <w:lang w:val="it-IT" w:eastAsia="zh-CN"/>
     </w:rPr>
   </w:style>
-  <w:style w:type="paragraph" w:styleId="Heading1">
+  <w:style w:type="paragraph" w:styleId="Titolo1">
     <w:name w:val="heading 1"/>
-    <w:basedOn w:val="Normal"/>
-    <w:next w:val="Normal"/>
+    <w:basedOn w:val="Normale"/>
+    <w:next w:val="Normale"/>
     <w:qFormat/>
     <w:pPr>
       <w:keepNext/>
@@ -2502,10 +2616,10 @@
       <w:sz w:val="32"/>
     </w:rPr>
   </w:style>
-  <w:style w:type="paragraph" w:styleId="Heading2">
+  <w:style w:type="paragraph" w:styleId="Titolo2">
     <w:name w:val="heading 2"/>
-    <w:basedOn w:val="Normal"/>
-    <w:next w:val="Normal"/>
+    <w:basedOn w:val="Normale"/>
+    <w:next w:val="Normale"/>
     <w:qFormat/>
     <w:pPr>
       <w:keepNext/>
@@ -2521,10 +2635,10 @@
       <w:bCs/>
     </w:rPr>
   </w:style>
-  <w:style w:type="paragraph" w:styleId="Heading3">
+  <w:style w:type="paragraph" w:styleId="Titolo3">
     <w:name w:val="heading 3"/>
-    <w:basedOn w:val="Normal"/>
-    <w:next w:val="Normal"/>
+    <w:basedOn w:val="Normale"/>
+    <w:next w:val="Normale"/>
     <w:qFormat/>
     <w:pPr>
       <w:keepNext/>
@@ -2543,10 +2657,10 @@
       <w:szCs w:val="26"/>
     </w:rPr>
   </w:style>
-  <w:style w:type="paragraph" w:styleId="Heading4">
+  <w:style w:type="paragraph" w:styleId="Titolo4">
     <w:name w:val="heading 4"/>
-    <w:basedOn w:val="Normal"/>
-    <w:next w:val="Normal"/>
+    <w:basedOn w:val="Normale"/>
+    <w:next w:val="Normale"/>
     <w:qFormat/>
     <w:pPr>
       <w:keepNext/>
@@ -2564,10 +2678,10 @@
       <w:szCs w:val="28"/>
     </w:rPr>
   </w:style>
-  <w:style w:type="paragraph" w:styleId="Heading5">
+  <w:style w:type="paragraph" w:styleId="Titolo5">
     <w:name w:val="heading 5"/>
-    <w:basedOn w:val="Normal"/>
-    <w:next w:val="Normal"/>
+    <w:basedOn w:val="Normale"/>
+    <w:next w:val="Normale"/>
     <w:qFormat/>
     <w:pPr>
       <w:numPr>
@@ -2586,10 +2700,10 @@
       <w:szCs w:val="26"/>
     </w:rPr>
   </w:style>
-  <w:style w:type="paragraph" w:styleId="Heading6">
+  <w:style w:type="paragraph" w:styleId="Titolo6">
     <w:name w:val="heading 6"/>
-    <w:basedOn w:val="Normal"/>
-    <w:next w:val="Normal"/>
+    <w:basedOn w:val="Normale"/>
+    <w:next w:val="Normale"/>
     <w:qFormat/>
     <w:pPr>
       <w:numPr>
@@ -2606,10 +2720,10 @@
       <w:szCs w:val="22"/>
     </w:rPr>
   </w:style>
-  <w:style w:type="paragraph" w:styleId="Heading7">
+  <w:style w:type="paragraph" w:styleId="Titolo7">
     <w:name w:val="heading 7"/>
-    <w:basedOn w:val="Normal"/>
-    <w:next w:val="Normal"/>
+    <w:basedOn w:val="Normale"/>
+    <w:next w:val="Normale"/>
     <w:qFormat/>
     <w:pPr>
       <w:numPr>
@@ -2620,10 +2734,10 @@
       <w:outlineLvl w:val="6"/>
     </w:pPr>
   </w:style>
-  <w:style w:type="paragraph" w:styleId="Heading8">
+  <w:style w:type="paragraph" w:styleId="Titolo8">
     <w:name w:val="heading 8"/>
-    <w:basedOn w:val="Normal"/>
-    <w:next w:val="Normal"/>
+    <w:basedOn w:val="Normale"/>
+    <w:next w:val="Normale"/>
     <w:qFormat/>
     <w:pPr>
       <w:numPr>
@@ -2638,10 +2752,10 @@
       <w:iCs/>
     </w:rPr>
   </w:style>
-  <w:style w:type="paragraph" w:styleId="Heading9">
+  <w:style w:type="paragraph" w:styleId="Titolo9">
     <w:name w:val="heading 9"/>
-    <w:basedOn w:val="Normal"/>
-    <w:next w:val="Normal"/>
+    <w:basedOn w:val="Normale"/>
+    <w:next w:val="Normale"/>
     <w:qFormat/>
     <w:pPr>
       <w:numPr>
@@ -2657,13 +2771,13 @@
       <w:szCs w:val="22"/>
     </w:rPr>
   </w:style>
-  <w:style w:type="character" w:default="1" w:styleId="DefaultParagraphFont">
+  <w:style w:type="character" w:default="1" w:styleId="Carpredefinitoparagrafo">
     <w:name w:val="Default Paragraph Font"/>
     <w:uiPriority w:val="1"/>
     <w:semiHidden/>
     <w:unhideWhenUsed/>
   </w:style>
-  <w:style w:type="table" w:default="1" w:styleId="TableNormal">
+  <w:style w:type="table" w:default="1" w:styleId="Tabellanormale">
     <w:name w:val="Normal Table"/>
     <w:uiPriority w:val="99"/>
     <w:semiHidden/>
@@ -2678,7 +2792,7 @@
       </w:tblCellMar>
     </w:tblPr>
   </w:style>
-  <w:style w:type="numbering" w:default="1" w:styleId="NoList">
+  <w:style w:type="numbering" w:default="1" w:styleId="Nessunelenco">
     <w:name w:val="No List"/>
     <w:uiPriority w:val="99"/>
     <w:semiHidden/>
@@ -2946,7 +3060,7 @@
   <w:style w:type="character" w:customStyle="1" w:styleId="Carpredefinitoparagrafo1">
     <w:name w:val="Car. predefinito paragrafo1"/>
   </w:style>
-  <w:style w:type="character" w:styleId="Hyperlink">
+  <w:style w:type="character" w:styleId="Collegamentoipertestuale">
     <w:name w:val="Hyperlink"/>
     <w:rPr>
       <w:color w:val="0000FF"/>
@@ -2993,10 +3107,10 @@
       <w:szCs w:val="18"/>
     </w:rPr>
   </w:style>
-  <w:style w:type="paragraph" w:customStyle="1" w:styleId="Titolo2">
+  <w:style w:type="paragraph" w:customStyle="1" w:styleId="Titolo20">
     <w:name w:val="Titolo2"/>
-    <w:basedOn w:val="Normal"/>
-    <w:next w:val="BodyText"/>
+    <w:basedOn w:val="Normale"/>
+    <w:next w:val="Corpotesto"/>
     <w:pPr>
       <w:keepNext/>
       <w:spacing w:before="240" w:after="120"/>
@@ -3007,23 +3121,23 @@
       <w:szCs w:val="28"/>
     </w:rPr>
   </w:style>
-  <w:style w:type="paragraph" w:styleId="BodyText">
+  <w:style w:type="paragraph" w:styleId="Corpotesto">
     <w:name w:val="Body Text"/>
-    <w:basedOn w:val="Normal"/>
+    <w:basedOn w:val="Normale"/>
     <w:pPr>
       <w:jc w:val="both"/>
     </w:pPr>
   </w:style>
-  <w:style w:type="paragraph" w:styleId="List">
+  <w:style w:type="paragraph" w:styleId="Elenco">
     <w:name w:val="List"/>
-    <w:basedOn w:val="Normal"/>
+    <w:basedOn w:val="Normale"/>
     <w:pPr>
       <w:ind w:left="283" w:hanging="283"/>
     </w:pPr>
   </w:style>
-  <w:style w:type="paragraph" w:styleId="Caption">
+  <w:style w:type="paragraph" w:styleId="Didascalia">
     <w:name w:val="caption"/>
-    <w:basedOn w:val="Normal"/>
+    <w:basedOn w:val="Normale"/>
     <w:qFormat/>
     <w:pPr>
       <w:suppressLineNumbers/>
@@ -3037,7 +3151,7 @@
   </w:style>
   <w:style w:type="paragraph" w:customStyle="1" w:styleId="Indice">
     <w:name w:val="Indice"/>
-    <w:basedOn w:val="Normal"/>
+    <w:basedOn w:val="Normale"/>
     <w:pPr>
       <w:suppressLineNumbers/>
     </w:pPr>
@@ -3047,7 +3161,7 @@
   </w:style>
   <w:style w:type="paragraph" w:customStyle="1" w:styleId="caption1">
     <w:name w:val="caption1"/>
-    <w:basedOn w:val="Normal"/>
+    <w:basedOn w:val="Normale"/>
     <w:pPr>
       <w:suppressLineNumbers/>
       <w:spacing w:before="120" w:after="120"/>
@@ -3060,8 +3174,8 @@
   </w:style>
   <w:style w:type="paragraph" w:customStyle="1" w:styleId="caption11">
     <w:name w:val="caption11"/>
-    <w:basedOn w:val="Normal"/>
-    <w:next w:val="Normal"/>
+    <w:basedOn w:val="Normale"/>
+    <w:next w:val="Normale"/>
     <w:pPr>
       <w:spacing w:before="120" w:after="120"/>
     </w:pPr>
@@ -3072,10 +3186,10 @@
       <w:szCs w:val="20"/>
     </w:rPr>
   </w:style>
-  <w:style w:type="paragraph" w:customStyle="1" w:styleId="Titolo1">
+  <w:style w:type="paragraph" w:customStyle="1" w:styleId="Titolo10">
     <w:name w:val="Titolo1"/>
-    <w:basedOn w:val="Normal"/>
-    <w:next w:val="BodyText"/>
+    <w:basedOn w:val="Normale"/>
+    <w:next w:val="Corpotesto"/>
     <w:pPr>
       <w:spacing w:before="240" w:after="60"/>
       <w:jc w:val="center"/>
@@ -3092,7 +3206,7 @@
   </w:style>
   <w:style w:type="paragraph" w:customStyle="1" w:styleId="Intestazioneepidipagina">
     <w:name w:val="Intestazione e piè di pagina"/>
-    <w:basedOn w:val="Normal"/>
+    <w:basedOn w:val="Normale"/>
     <w:pPr>
       <w:suppressLineNumbers/>
       <w:tabs>
@@ -3101,9 +3215,9 @@
       </w:tabs>
     </w:pPr>
   </w:style>
-  <w:style w:type="paragraph" w:styleId="Header">
+  <w:style w:type="paragraph" w:styleId="Intestazione">
     <w:name w:val="header"/>
-    <w:basedOn w:val="Normal"/>
+    <w:basedOn w:val="Normale"/>
     <w:pPr>
       <w:tabs>
         <w:tab w:val="center" w:pos="4819"/>
@@ -3111,9 +3225,9 @@
       </w:tabs>
     </w:pPr>
   </w:style>
-  <w:style w:type="paragraph" w:styleId="Footer">
+  <w:style w:type="paragraph" w:styleId="Pidipagina">
     <w:name w:val="footer"/>
-    <w:basedOn w:val="Normal"/>
+    <w:basedOn w:val="Normale"/>
     <w:pPr>
       <w:tabs>
         <w:tab w:val="center" w:pos="4819"/>
@@ -3121,9 +3235,9 @@
       </w:tabs>
     </w:pPr>
   </w:style>
-  <w:style w:type="paragraph" w:styleId="BodyTextIndent">
+  <w:style w:type="paragraph" w:styleId="Rientrocorpodeltesto">
     <w:name w:val="Body Text Indent"/>
-    <w:basedOn w:val="Normal"/>
+    <w:basedOn w:val="Normale"/>
     <w:pPr>
       <w:spacing w:line="360" w:lineRule="auto"/>
       <w:ind w:left="360"/>
@@ -3132,14 +3246,14 @@
   </w:style>
   <w:style w:type="paragraph" w:customStyle="1" w:styleId="Corpodeltesto21">
     <w:name w:val="Corpo del testo 21"/>
-    <w:basedOn w:val="Normal"/>
+    <w:basedOn w:val="Normale"/>
     <w:pPr>
       <w:spacing w:after="120" w:line="480" w:lineRule="auto"/>
     </w:pPr>
   </w:style>
   <w:style w:type="paragraph" w:customStyle="1" w:styleId="Corpodeltesto31">
     <w:name w:val="Corpo del testo 31"/>
-    <w:basedOn w:val="Normal"/>
+    <w:basedOn w:val="Normale"/>
     <w:pPr>
       <w:spacing w:after="120"/>
     </w:pPr>
@@ -3150,40 +3264,40 @@
   </w:style>
   <w:style w:type="paragraph" w:customStyle="1" w:styleId="Data1">
     <w:name w:val="Data1"/>
-    <w:basedOn w:val="Normal"/>
-    <w:next w:val="Normal"/>
+    <w:basedOn w:val="Normale"/>
+    <w:next w:val="Normale"/>
   </w:style>
   <w:style w:type="paragraph" w:customStyle="1" w:styleId="Puntoelenco22">
     <w:name w:val="Punto elenco 22"/>
-    <w:basedOn w:val="Normal"/>
+    <w:basedOn w:val="Normale"/>
     <w:pPr>
       <w:ind w:left="566" w:hanging="283"/>
     </w:pPr>
   </w:style>
   <w:style w:type="paragraph" w:customStyle="1" w:styleId="Puntoelenco32">
     <w:name w:val="Punto elenco 32"/>
-    <w:basedOn w:val="Normal"/>
+    <w:basedOn w:val="Normale"/>
     <w:pPr>
       <w:ind w:left="849" w:hanging="283"/>
     </w:pPr>
   </w:style>
   <w:style w:type="paragraph" w:customStyle="1" w:styleId="Puntoelenco42">
     <w:name w:val="Punto elenco 42"/>
-    <w:basedOn w:val="Normal"/>
+    <w:basedOn w:val="Normale"/>
     <w:pPr>
       <w:ind w:left="1132" w:hanging="283"/>
     </w:pPr>
   </w:style>
   <w:style w:type="paragraph" w:customStyle="1" w:styleId="Puntoelenco52">
     <w:name w:val="Punto elenco 52"/>
-    <w:basedOn w:val="Normal"/>
+    <w:basedOn w:val="Normale"/>
     <w:pPr>
       <w:ind w:left="1415" w:hanging="283"/>
     </w:pPr>
   </w:style>
   <w:style w:type="paragraph" w:customStyle="1" w:styleId="Elencocontinua1">
     <w:name w:val="Elenco continua1"/>
-    <w:basedOn w:val="Normal"/>
+    <w:basedOn w:val="Normale"/>
     <w:pPr>
       <w:spacing w:after="120"/>
       <w:ind w:left="283"/>
@@ -3191,7 +3305,7 @@
   </w:style>
   <w:style w:type="paragraph" w:customStyle="1" w:styleId="Elencocontinua21">
     <w:name w:val="Elenco continua 21"/>
-    <w:basedOn w:val="Normal"/>
+    <w:basedOn w:val="Normale"/>
     <w:pPr>
       <w:spacing w:after="120"/>
       <w:ind w:left="566"/>
@@ -3199,7 +3313,7 @@
   </w:style>
   <w:style w:type="paragraph" w:customStyle="1" w:styleId="Elencocontinua31">
     <w:name w:val="Elenco continua 31"/>
-    <w:basedOn w:val="Normal"/>
+    <w:basedOn w:val="Normale"/>
     <w:pPr>
       <w:spacing w:after="120"/>
       <w:ind w:left="849"/>
@@ -3207,7 +3321,7 @@
   </w:style>
   <w:style w:type="paragraph" w:customStyle="1" w:styleId="Elencocontinua41">
     <w:name w:val="Elenco continua 41"/>
-    <w:basedOn w:val="Normal"/>
+    <w:basedOn w:val="Normale"/>
     <w:pPr>
       <w:spacing w:after="120"/>
       <w:ind w:left="1132"/>
@@ -3215,126 +3329,126 @@
   </w:style>
   <w:style w:type="paragraph" w:customStyle="1" w:styleId="Elencocontinua51">
     <w:name w:val="Elenco continua 51"/>
-    <w:basedOn w:val="Normal"/>
+    <w:basedOn w:val="Normale"/>
     <w:pPr>
       <w:spacing w:after="120"/>
       <w:ind w:left="1415"/>
     </w:pPr>
   </w:style>
-  <w:style w:type="paragraph" w:styleId="Signature">
+  <w:style w:type="paragraph" w:styleId="Firma">
     <w:name w:val="Signature"/>
-    <w:basedOn w:val="Normal"/>
+    <w:basedOn w:val="Normale"/>
     <w:pPr>
       <w:ind w:left="4252"/>
     </w:pPr>
   </w:style>
-  <w:style w:type="paragraph" w:styleId="E-mailSignature">
+  <w:style w:type="paragraph" w:styleId="Firmadipostaelettronica">
     <w:name w:val="E-mail Signature"/>
-    <w:basedOn w:val="Normal"/>
+    <w:basedOn w:val="Normale"/>
   </w:style>
   <w:style w:type="paragraph" w:customStyle="1" w:styleId="Formuladiapertura1">
     <w:name w:val="Formula di apertura1"/>
-    <w:basedOn w:val="Normal"/>
-    <w:next w:val="Normal"/>
+    <w:basedOn w:val="Normale"/>
+    <w:next w:val="Normale"/>
   </w:style>
   <w:style w:type="paragraph" w:customStyle="1" w:styleId="Formuladiapertura2">
     <w:name w:val="Formula di apertura2"/>
-    <w:basedOn w:val="Normal"/>
+    <w:basedOn w:val="Normale"/>
     <w:pPr>
       <w:ind w:left="4252"/>
     </w:pPr>
   </w:style>
-  <w:style w:type="paragraph" w:styleId="Index1">
+  <w:style w:type="paragraph" w:styleId="Indice1">
     <w:name w:val="index 1"/>
-    <w:basedOn w:val="Normal"/>
-    <w:next w:val="Normal"/>
+    <w:basedOn w:val="Normale"/>
+    <w:next w:val="Normale"/>
     <w:pPr>
       <w:ind w:left="240" w:hanging="240"/>
     </w:pPr>
   </w:style>
-  <w:style w:type="paragraph" w:styleId="Index2">
+  <w:style w:type="paragraph" w:styleId="Indice2">
     <w:name w:val="index 2"/>
-    <w:basedOn w:val="Normal"/>
-    <w:next w:val="Normal"/>
+    <w:basedOn w:val="Normale"/>
+    <w:next w:val="Normale"/>
     <w:pPr>
       <w:ind w:left="480" w:hanging="240"/>
     </w:pPr>
   </w:style>
-  <w:style w:type="paragraph" w:styleId="Index3">
+  <w:style w:type="paragraph" w:styleId="Indice3">
     <w:name w:val="index 3"/>
-    <w:basedOn w:val="Normal"/>
-    <w:next w:val="Normal"/>
+    <w:basedOn w:val="Normale"/>
+    <w:next w:val="Normale"/>
     <w:pPr>
       <w:ind w:left="720" w:hanging="240"/>
     </w:pPr>
   </w:style>
-  <w:style w:type="paragraph" w:styleId="TOC4">
+  <w:style w:type="paragraph" w:styleId="Sommario4">
     <w:name w:val="toc 4"/>
-    <w:basedOn w:val="Normal"/>
-    <w:next w:val="Normal"/>
+    <w:basedOn w:val="Normale"/>
+    <w:next w:val="Normale"/>
     <w:pPr>
       <w:ind w:left="960" w:hanging="240"/>
     </w:pPr>
   </w:style>
-  <w:style w:type="paragraph" w:styleId="TOC5">
+  <w:style w:type="paragraph" w:styleId="Sommario5">
     <w:name w:val="toc 5"/>
-    <w:basedOn w:val="Normal"/>
-    <w:next w:val="Normal"/>
+    <w:basedOn w:val="Normale"/>
+    <w:next w:val="Normale"/>
     <w:pPr>
       <w:ind w:left="1200" w:hanging="240"/>
     </w:pPr>
   </w:style>
-  <w:style w:type="paragraph" w:styleId="TOC6">
+  <w:style w:type="paragraph" w:styleId="Sommario6">
     <w:name w:val="toc 6"/>
-    <w:basedOn w:val="Normal"/>
-    <w:next w:val="Normal"/>
+    <w:basedOn w:val="Normale"/>
+    <w:next w:val="Normale"/>
     <w:pPr>
       <w:ind w:left="1440" w:hanging="240"/>
     </w:pPr>
   </w:style>
-  <w:style w:type="paragraph" w:styleId="TOC7">
+  <w:style w:type="paragraph" w:styleId="Sommario7">
     <w:name w:val="toc 7"/>
-    <w:basedOn w:val="Normal"/>
-    <w:next w:val="Normal"/>
+    <w:basedOn w:val="Normale"/>
+    <w:next w:val="Normale"/>
     <w:pPr>
       <w:ind w:left="1680" w:hanging="240"/>
     </w:pPr>
   </w:style>
-  <w:style w:type="paragraph" w:styleId="TOC8">
+  <w:style w:type="paragraph" w:styleId="Sommario8">
     <w:name w:val="toc 8"/>
-    <w:basedOn w:val="Normal"/>
-    <w:next w:val="Normal"/>
+    <w:basedOn w:val="Normale"/>
+    <w:next w:val="Normale"/>
     <w:pPr>
       <w:ind w:left="1920" w:hanging="240"/>
     </w:pPr>
   </w:style>
-  <w:style w:type="paragraph" w:styleId="TOC9">
+  <w:style w:type="paragraph" w:styleId="Sommario9">
     <w:name w:val="toc 9"/>
-    <w:basedOn w:val="Normal"/>
-    <w:next w:val="Normal"/>
+    <w:basedOn w:val="Normale"/>
+    <w:next w:val="Normale"/>
     <w:pPr>
       <w:ind w:left="2160" w:hanging="240"/>
     </w:pPr>
   </w:style>
   <w:style w:type="paragraph" w:customStyle="1" w:styleId="Indicedellefigure1">
     <w:name w:val="Indice delle figure1"/>
-    <w:basedOn w:val="Normal"/>
-    <w:next w:val="Normal"/>
+    <w:basedOn w:val="Normale"/>
+    <w:next w:val="Normale"/>
     <w:pPr>
       <w:ind w:left="480" w:hanging="480"/>
     </w:pPr>
   </w:style>
   <w:style w:type="paragraph" w:customStyle="1" w:styleId="Indicefonti1">
     <w:name w:val="Indice fonti1"/>
-    <w:basedOn w:val="Normal"/>
-    <w:next w:val="Normal"/>
+    <w:basedOn w:val="Normale"/>
+    <w:next w:val="Normale"/>
     <w:pPr>
       <w:ind w:left="240" w:hanging="240"/>
     </w:pPr>
   </w:style>
-  <w:style w:type="paragraph" w:styleId="EnvelopeAddress">
+  <w:style w:type="paragraph" w:styleId="Indirizzodestinatario">
     <w:name w:val="envelope address"/>
-    <w:basedOn w:val="Normal"/>
+    <w:basedOn w:val="Normale"/>
     <w:pPr>
       <w:ind w:left="2880"/>
     </w:pPr>
@@ -3342,17 +3456,17 @@
       <w:rFonts w:ascii="Arial" w:hAnsi="Arial" w:cs="Arial"/>
     </w:rPr>
   </w:style>
-  <w:style w:type="paragraph" w:styleId="HTMLAddress">
+  <w:style w:type="paragraph" w:styleId="IndirizzoHTML">
     <w:name w:val="HTML Address"/>
-    <w:basedOn w:val="Normal"/>
+    <w:basedOn w:val="Normale"/>
     <w:rPr>
       <w:i/>
       <w:iCs/>
     </w:rPr>
   </w:style>
-  <w:style w:type="paragraph" w:styleId="EnvelopeReturn">
+  <w:style w:type="paragraph" w:styleId="Indirizzomittente">
     <w:name w:val="envelope return"/>
-    <w:basedOn w:val="Normal"/>
+    <w:basedOn w:val="Normale"/>
     <w:rPr>
       <w:rFonts w:ascii="Arial" w:hAnsi="Arial" w:cs="Arial"/>
       <w:sz w:val="20"/>
@@ -3361,7 +3475,7 @@
   </w:style>
   <w:style w:type="paragraph" w:customStyle="1" w:styleId="Intestazionemessaggio1">
     <w:name w:val="Intestazione messaggio1"/>
-    <w:basedOn w:val="Normal"/>
+    <w:basedOn w:val="Normale"/>
     <w:pPr>
       <w:pBdr>
         <w:top w:val="single" w:sz="6" w:space="1" w:color="000000"/>
@@ -3378,12 +3492,12 @@
   </w:style>
   <w:style w:type="paragraph" w:customStyle="1" w:styleId="Intestazionenota1">
     <w:name w:val="Intestazione nota1"/>
-    <w:basedOn w:val="Normal"/>
-    <w:next w:val="Normal"/>
+    <w:basedOn w:val="Normale"/>
+    <w:next w:val="Normale"/>
   </w:style>
   <w:style w:type="paragraph" w:customStyle="1" w:styleId="Mappadocumento1">
     <w:name w:val="Mappa documento1"/>
-    <w:basedOn w:val="Normal"/>
+    <w:basedOn w:val="Normale"/>
     <w:pPr>
       <w:shd w:val="clear" w:color="auto" w:fill="000080"/>
     </w:pPr>
@@ -3391,13 +3505,13 @@
       <w:rFonts w:ascii="Tahoma" w:hAnsi="Tahoma" w:cs="Tahoma"/>
     </w:rPr>
   </w:style>
-  <w:style w:type="paragraph" w:styleId="NormalWeb">
+  <w:style w:type="paragraph" w:styleId="NormaleWeb">
     <w:name w:val="Normal (Web)"/>
-    <w:basedOn w:val="Normal"/>
+    <w:basedOn w:val="Normale"/>
   </w:style>
   <w:style w:type="paragraph" w:customStyle="1" w:styleId="Numeroelenco1">
     <w:name w:val="Numero elenco1"/>
-    <w:basedOn w:val="Normal"/>
+    <w:basedOn w:val="Normale"/>
     <w:pPr>
       <w:numPr>
         <w:numId w:val="10"/>
@@ -3406,7 +3520,7 @@
   </w:style>
   <w:style w:type="paragraph" w:customStyle="1" w:styleId="Numeroelenco21">
     <w:name w:val="Numero elenco 21"/>
-    <w:basedOn w:val="Normal"/>
+    <w:basedOn w:val="Normale"/>
     <w:pPr>
       <w:numPr>
         <w:numId w:val="5"/>
@@ -3415,7 +3529,7 @@
   </w:style>
   <w:style w:type="paragraph" w:customStyle="1" w:styleId="Numeroelenco31">
     <w:name w:val="Numero elenco 31"/>
-    <w:basedOn w:val="Normal"/>
+    <w:basedOn w:val="Normale"/>
     <w:pPr>
       <w:numPr>
         <w:numId w:val="4"/>
@@ -3424,7 +3538,7 @@
   </w:style>
   <w:style w:type="paragraph" w:customStyle="1" w:styleId="Numeroelenco41">
     <w:name w:val="Numero elenco 41"/>
-    <w:basedOn w:val="Normal"/>
+    <w:basedOn w:val="Normale"/>
     <w:pPr>
       <w:numPr>
         <w:numId w:val="3"/>
@@ -3433,16 +3547,16 @@
   </w:style>
   <w:style w:type="paragraph" w:customStyle="1" w:styleId="Numeroelenco51">
     <w:name w:val="Numero elenco 51"/>
-    <w:basedOn w:val="Normal"/>
+    <w:basedOn w:val="Normale"/>
     <w:pPr>
       <w:numPr>
         <w:numId w:val="2"/>
       </w:numPr>
     </w:pPr>
   </w:style>
-  <w:style w:type="paragraph" w:styleId="HTMLPreformatted">
+  <w:style w:type="paragraph" w:styleId="PreformattatoHTML">
     <w:name w:val="HTML Preformatted"/>
-    <w:basedOn w:val="Normal"/>
+    <w:basedOn w:val="Normale"/>
     <w:rPr>
       <w:rFonts w:ascii="Courier New" w:hAnsi="Courier New" w:cs="Courier New"/>
       <w:sz w:val="20"/>
@@ -3451,7 +3565,7 @@
   </w:style>
   <w:style w:type="paragraph" w:customStyle="1" w:styleId="Primorientrocorpodeltesto1">
     <w:name w:val="Primo rientro corpo del testo1"/>
-    <w:basedOn w:val="BodyText"/>
+    <w:basedOn w:val="Corpotesto"/>
     <w:pPr>
       <w:spacing w:after="120"/>
       <w:ind w:firstLine="210"/>
@@ -3460,7 +3574,7 @@
   </w:style>
   <w:style w:type="paragraph" w:customStyle="1" w:styleId="Primorientrocorpodeltesto21">
     <w:name w:val="Primo rientro corpo del testo 21"/>
-    <w:basedOn w:val="BodyTextIndent"/>
+    <w:basedOn w:val="Rientrocorpodeltesto"/>
     <w:pPr>
       <w:spacing w:after="120" w:line="240" w:lineRule="auto"/>
       <w:ind w:left="283" w:firstLine="210"/>
@@ -3469,7 +3583,7 @@
   </w:style>
   <w:style w:type="paragraph" w:customStyle="1" w:styleId="Puntoelenco1">
     <w:name w:val="Punto elenco1"/>
-    <w:basedOn w:val="Normal"/>
+    <w:basedOn w:val="Normale"/>
     <w:pPr>
       <w:numPr>
         <w:numId w:val="11"/>
@@ -3478,7 +3592,7 @@
   </w:style>
   <w:style w:type="paragraph" w:customStyle="1" w:styleId="Puntoelenco21">
     <w:name w:val="Punto elenco 21"/>
-    <w:basedOn w:val="Normal"/>
+    <w:basedOn w:val="Normale"/>
     <w:pPr>
       <w:numPr>
         <w:numId w:val="9"/>
@@ -3487,7 +3601,7 @@
   </w:style>
   <w:style w:type="paragraph" w:customStyle="1" w:styleId="Puntoelenco31">
     <w:name w:val="Punto elenco 31"/>
-    <w:basedOn w:val="Normal"/>
+    <w:basedOn w:val="Normale"/>
     <w:pPr>
       <w:numPr>
         <w:numId w:val="8"/>
@@ -3496,7 +3610,7 @@
   </w:style>
   <w:style w:type="paragraph" w:customStyle="1" w:styleId="Puntoelenco41">
     <w:name w:val="Punto elenco 41"/>
-    <w:basedOn w:val="Normal"/>
+    <w:basedOn w:val="Normale"/>
     <w:pPr>
       <w:numPr>
         <w:numId w:val="7"/>
@@ -3505,7 +3619,7 @@
   </w:style>
   <w:style w:type="paragraph" w:customStyle="1" w:styleId="Puntoelenco51">
     <w:name w:val="Punto elenco 51"/>
-    <w:basedOn w:val="Normal"/>
+    <w:basedOn w:val="Normale"/>
     <w:pPr>
       <w:numPr>
         <w:numId w:val="6"/>
@@ -3514,7 +3628,7 @@
   </w:style>
   <w:style w:type="paragraph" w:customStyle="1" w:styleId="Rientrocorpodeltesto21">
     <w:name w:val="Rientro corpo del testo 21"/>
-    <w:basedOn w:val="Normal"/>
+    <w:basedOn w:val="Normale"/>
     <w:pPr>
       <w:spacing w:after="120" w:line="480" w:lineRule="auto"/>
       <w:ind w:left="283"/>
@@ -3522,7 +3636,7 @@
   </w:style>
   <w:style w:type="paragraph" w:customStyle="1" w:styleId="Rientrocorpodeltesto31">
     <w:name w:val="Rientro corpo del testo 31"/>
-    <w:basedOn w:val="Normal"/>
+    <w:basedOn w:val="Normale"/>
     <w:pPr>
       <w:spacing w:after="120"/>
       <w:ind w:left="283"/>
@@ -3534,84 +3648,84 @@
   </w:style>
   <w:style w:type="paragraph" w:customStyle="1" w:styleId="Rientronormale1">
     <w:name w:val="Rientro normale1"/>
-    <w:basedOn w:val="Normal"/>
+    <w:basedOn w:val="Normale"/>
     <w:pPr>
       <w:ind w:left="708"/>
     </w:pPr>
   </w:style>
-  <w:style w:type="paragraph" w:styleId="TOC1">
+  <w:style w:type="paragraph" w:styleId="Sommario1">
     <w:name w:val="toc 1"/>
-    <w:basedOn w:val="Normal"/>
-    <w:next w:val="Normal"/>
-  </w:style>
-  <w:style w:type="paragraph" w:styleId="TOC2">
+    <w:basedOn w:val="Normale"/>
+    <w:next w:val="Normale"/>
+  </w:style>
+  <w:style w:type="paragraph" w:styleId="Sommario2">
     <w:name w:val="toc 2"/>
-    <w:basedOn w:val="Normal"/>
-    <w:next w:val="Normal"/>
+    <w:basedOn w:val="Normale"/>
+    <w:next w:val="Normale"/>
     <w:pPr>
       <w:ind w:left="240"/>
     </w:pPr>
   </w:style>
-  <w:style w:type="paragraph" w:styleId="TOC3">
+  <w:style w:type="paragraph" w:styleId="Sommario3">
     <w:name w:val="toc 3"/>
-    <w:basedOn w:val="Normal"/>
-    <w:next w:val="Normal"/>
+    <w:basedOn w:val="Normale"/>
+    <w:next w:val="Normale"/>
     <w:pPr>
       <w:ind w:left="480"/>
     </w:pPr>
   </w:style>
   <w:style w:type="paragraph" w:customStyle="1" w:styleId="Sommario41">
     <w:name w:val="Sommario 41"/>
-    <w:basedOn w:val="Normal"/>
-    <w:next w:val="Normal"/>
+    <w:basedOn w:val="Normale"/>
+    <w:next w:val="Normale"/>
     <w:pPr>
       <w:ind w:left="720"/>
     </w:pPr>
   </w:style>
   <w:style w:type="paragraph" w:customStyle="1" w:styleId="Sommario51">
     <w:name w:val="Sommario 51"/>
-    <w:basedOn w:val="Normal"/>
-    <w:next w:val="Normal"/>
+    <w:basedOn w:val="Normale"/>
+    <w:next w:val="Normale"/>
     <w:pPr>
       <w:ind w:left="960"/>
     </w:pPr>
   </w:style>
   <w:style w:type="paragraph" w:customStyle="1" w:styleId="Sommario61">
     <w:name w:val="Sommario 61"/>
-    <w:basedOn w:val="Normal"/>
-    <w:next w:val="Normal"/>
+    <w:basedOn w:val="Normale"/>
+    <w:next w:val="Normale"/>
     <w:pPr>
       <w:ind w:left="1200"/>
     </w:pPr>
   </w:style>
   <w:style w:type="paragraph" w:customStyle="1" w:styleId="Sommario71">
     <w:name w:val="Sommario 71"/>
-    <w:basedOn w:val="Normal"/>
-    <w:next w:val="Normal"/>
+    <w:basedOn w:val="Normale"/>
+    <w:next w:val="Normale"/>
     <w:pPr>
       <w:ind w:left="1440"/>
     </w:pPr>
   </w:style>
   <w:style w:type="paragraph" w:customStyle="1" w:styleId="Sommario81">
     <w:name w:val="Sommario 81"/>
-    <w:basedOn w:val="Normal"/>
-    <w:next w:val="Normal"/>
+    <w:basedOn w:val="Normale"/>
+    <w:next w:val="Normale"/>
     <w:pPr>
       <w:ind w:left="1680"/>
     </w:pPr>
   </w:style>
   <w:style w:type="paragraph" w:customStyle="1" w:styleId="Sommario91">
     <w:name w:val="Sommario 91"/>
-    <w:basedOn w:val="Normal"/>
-    <w:next w:val="Normal"/>
+    <w:basedOn w:val="Normale"/>
+    <w:next w:val="Normale"/>
     <w:pPr>
       <w:ind w:left="1920"/>
     </w:pPr>
   </w:style>
-  <w:style w:type="paragraph" w:styleId="Subtitle">
+  <w:style w:type="paragraph" w:styleId="Sottotitolo">
     <w:name w:val="Subtitle"/>
-    <w:basedOn w:val="Normal"/>
-    <w:next w:val="BodyText"/>
+    <w:basedOn w:val="Normale"/>
+    <w:next w:val="Corpotesto"/>
     <w:qFormat/>
     <w:pPr>
       <w:spacing w:after="60"/>
@@ -3624,7 +3738,7 @@
   </w:style>
   <w:style w:type="paragraph" w:customStyle="1" w:styleId="Testocommento1">
     <w:name w:val="Testo commento1"/>
-    <w:basedOn w:val="Normal"/>
+    <w:basedOn w:val="Normale"/>
     <w:rPr>
       <w:sz w:val="20"/>
       <w:szCs w:val="20"/>
@@ -3632,7 +3746,7 @@
   </w:style>
   <w:style w:type="paragraph" w:customStyle="1" w:styleId="Testodelblocco1">
     <w:name w:val="Testo del blocco1"/>
-    <w:basedOn w:val="Normal"/>
+    <w:basedOn w:val="Normale"/>
     <w:pPr>
       <w:spacing w:after="120"/>
       <w:ind w:left="1440" w:right="1440"/>
@@ -3661,33 +3775,33 @@
   </w:style>
   <w:style w:type="paragraph" w:customStyle="1" w:styleId="Testonormale1">
     <w:name w:val="Testo normale1"/>
-    <w:basedOn w:val="Normal"/>
+    <w:basedOn w:val="Normale"/>
     <w:rPr>
       <w:rFonts w:ascii="Courier New" w:hAnsi="Courier New" w:cs="Courier New"/>
       <w:sz w:val="20"/>
       <w:szCs w:val="20"/>
     </w:rPr>
   </w:style>
-  <w:style w:type="paragraph" w:styleId="FootnoteText">
+  <w:style w:type="paragraph" w:styleId="Testonotaapidipagina">
     <w:name w:val="footnote text"/>
-    <w:basedOn w:val="Normal"/>
+    <w:basedOn w:val="Normale"/>
     <w:rPr>
       <w:sz w:val="20"/>
       <w:szCs w:val="20"/>
     </w:rPr>
   </w:style>
-  <w:style w:type="paragraph" w:styleId="EndnoteText">
+  <w:style w:type="paragraph" w:styleId="Testonotadichiusura">
     <w:name w:val="endnote text"/>
-    <w:basedOn w:val="Normal"/>
+    <w:basedOn w:val="Normale"/>
     <w:rPr>
       <w:sz w:val="20"/>
       <w:szCs w:val="20"/>
     </w:rPr>
   </w:style>
-  <w:style w:type="paragraph" w:styleId="IndexHeading">
+  <w:style w:type="paragraph" w:styleId="Titoloindice">
     <w:name w:val="index heading"/>
-    <w:basedOn w:val="Normal"/>
-    <w:next w:val="Index1"/>
+    <w:basedOn w:val="Normale"/>
+    <w:next w:val="Indice1"/>
     <w:rPr>
       <w:rFonts w:ascii="Arial" w:hAnsi="Arial" w:cs="Arial"/>
       <w:b/>
@@ -3696,8 +3810,8 @@
   </w:style>
   <w:style w:type="paragraph" w:customStyle="1" w:styleId="Titoloindicefonti1">
     <w:name w:val="Titolo indice fonti1"/>
-    <w:basedOn w:val="Normal"/>
-    <w:next w:val="Normal"/>
+    <w:basedOn w:val="Normale"/>
+    <w:next w:val="Normale"/>
     <w:pPr>
       <w:spacing w:before="120"/>
     </w:pPr>
@@ -3707,9 +3821,9 @@
       <w:bCs/>
     </w:rPr>
   </w:style>
-  <w:style w:type="paragraph" w:styleId="BalloonText">
+  <w:style w:type="paragraph" w:styleId="Testofumetto">
     <w:name w:val="Balloon Text"/>
-    <w:basedOn w:val="Normal"/>
+    <w:basedOn w:val="Normale"/>
     <w:rPr>
       <w:rFonts w:ascii="Tahoma" w:hAnsi="Tahoma" w:cs="Tahoma"/>
       <w:sz w:val="16"/>
@@ -3718,7 +3832,7 @@
   </w:style>
   <w:style w:type="paragraph" w:customStyle="1" w:styleId="Elencoacolori-Colore11">
     <w:name w:val="Elenco a colori - Colore 11"/>
-    <w:basedOn w:val="Normal"/>
+    <w:basedOn w:val="Normale"/>
     <w:pPr>
       <w:spacing w:after="200" w:line="276" w:lineRule="auto"/>
       <w:ind w:left="720"/>
@@ -3744,9 +3858,9 @@
       <w:lang w:val="it-IT" w:eastAsia="ja-JP"/>
     </w:rPr>
   </w:style>
-  <w:style w:type="paragraph" w:styleId="ListParagraph">
+  <w:style w:type="paragraph" w:styleId="Paragrafoelenco">
     <w:name w:val="List Paragraph"/>
-    <w:basedOn w:val="Normal"/>
+    <w:basedOn w:val="Normale"/>
     <w:qFormat/>
     <w:pPr>
       <w:widowControl w:val="0"/>
@@ -3761,7 +3875,7 @@
   </w:style>
   <w:style w:type="paragraph" w:customStyle="1" w:styleId="TableParagraph">
     <w:name w:val="Table Paragraph"/>
-    <w:basedOn w:val="Normal"/>
+    <w:basedOn w:val="Normale"/>
     <w:pPr>
       <w:widowControl w:val="0"/>
       <w:autoSpaceDE w:val="0"/>
@@ -3776,7 +3890,7 @@
   </w:style>
   <w:style w:type="paragraph" w:customStyle="1" w:styleId="Contenutotabella">
     <w:name w:val="Contenuto tabella"/>
-    <w:basedOn w:val="Normal"/>
+    <w:basedOn w:val="Normale"/>
     <w:pPr>
       <w:widowControl w:val="0"/>
       <w:suppressLineNumbers/>
@@ -3795,15 +3909,15 @@
   </w:style>
   <w:style w:type="paragraph" w:customStyle="1" w:styleId="Contenutocorniceuser">
     <w:name w:val="Contenuto cornice (user)"/>
-    <w:basedOn w:val="Normal"/>
+    <w:basedOn w:val="Normale"/>
   </w:style>
   <w:style w:type="paragraph" w:customStyle="1" w:styleId="Contenutocornice">
     <w:name w:val="Contenuto cornice"/>
-    <w:basedOn w:val="Normal"/>
+    <w:basedOn w:val="Normale"/>
   </w:style>
   <w:style w:type="paragraph" w:customStyle="1" w:styleId="Title1">
     <w:name w:val="Title1"/>
-    <w:basedOn w:val="Normal"/>
+    <w:basedOn w:val="Normale"/>
     <w:pPr>
       <w:spacing w:before="83"/>
       <w:ind w:right="2"/>
